--- a/ООАП2.docx
+++ b/ООАП2.docx
@@ -1707,7 +1707,7 @@
           <w:lang w:val="ru-RU"/>
         </w:rPr>
         <w:drawing>
-          <wp:inline distT="0" distB="0" distL="0" distR="0" wp14:anchorId="27235115" wp14:editId="13900AD2">
+          <wp:inline distT="0" distB="0" distL="0" distR="0" wp14:anchorId="27235115" wp14:editId="309B9699">
             <wp:extent cx="5013960" cy="6317290"/>
             <wp:effectExtent l="0" t="0" r="0" b="7620"/>
             <wp:docPr id="1" name="Рисунок 1"/>
@@ -1736,7 +1736,7 @@
                   <pic:spPr>
                     <a:xfrm>
                       <a:off x="0" y="0"/>
-                      <a:ext cx="5021150" cy="6326349"/>
+                      <a:ext cx="5013960" cy="6317290"/>
                     </a:xfrm>
                     <a:prstGeom prst="rect">
                       <a:avLst/>
@@ -2005,2350 +2005,8 @@
         </w:rPr>
         <w:br/>
       </w:r>
-    </w:p>
-    <w:p>
-      <w:pPr>
-        <w:ind w:left="2880" w:firstLine="720"/>
-        <w:rPr>
-          <w:iCs/>
-          <w:sz w:val="24"/>
-          <w:szCs w:val="24"/>
-          <w:lang w:val="ru-RU"/>
-        </w:rPr>
-      </w:pPr>
       <w:bookmarkStart w:id="6" w:name="_heading=h.issbhzsu9nb4" w:colFirst="0" w:colLast="0"/>
       <w:bookmarkEnd w:id="6"/>
-      <w:r>
-        <w:rPr>
-          <w:iCs/>
-          <w:sz w:val="24"/>
-          <w:szCs w:val="24"/>
-          <w:lang w:val="ru-RU"/>
-        </w:rPr>
-        <w:lastRenderedPageBreak/>
-        <w:t>Код программы</w:t>
-      </w:r>
-    </w:p>
-    <w:p>
-      <w:pPr>
-        <w:rPr>
-          <w:iCs/>
-          <w:lang w:val="ru-RU"/>
-        </w:rPr>
-      </w:pPr>
-      <w:r>
-        <w:rPr>
-          <w:iCs/>
-          <w:lang w:val="en-US"/>
-        </w:rPr>
-        <w:t>class</w:t>
-      </w:r>
-      <w:r>
-        <w:rPr>
-          <w:iCs/>
-          <w:lang w:val="ru-RU"/>
-        </w:rPr>
-        <w:t xml:space="preserve"> </w:t>
-      </w:r>
-      <w:r>
-        <w:rPr>
-          <w:iCs/>
-          <w:lang w:val="en-US"/>
-        </w:rPr>
-        <w:t>License</w:t>
-      </w:r>
-    </w:p>
-    <w:p>
-      <w:pPr>
-        <w:rPr>
-          <w:iCs/>
-          <w:lang w:val="en-US"/>
-        </w:rPr>
-      </w:pPr>
-      <w:r>
-        <w:rPr>
-          <w:iCs/>
-          <w:lang w:val="en-US"/>
-        </w:rPr>
-        <w:t>{</w:t>
-      </w:r>
-    </w:p>
-    <w:p>
-      <w:pPr>
-        <w:rPr>
-          <w:iCs/>
-          <w:lang w:val="en-US"/>
-        </w:rPr>
-      </w:pPr>
-      <w:r>
-        <w:rPr>
-          <w:iCs/>
-          <w:lang w:val="en-US"/>
-        </w:rPr>
-        <w:t xml:space="preserve">    public string date;</w:t>
-      </w:r>
-    </w:p>
-    <w:p>
-      <w:pPr>
-        <w:rPr>
-          <w:iCs/>
-          <w:lang w:val="en-US"/>
-        </w:rPr>
-      </w:pPr>
-      <w:r>
-        <w:rPr>
-          <w:iCs/>
-          <w:lang w:val="en-US"/>
-        </w:rPr>
-        <w:t xml:space="preserve">    public string </w:t>
-      </w:r>
-      <w:proofErr w:type="spellStart"/>
-      <w:r>
-        <w:rPr>
-          <w:iCs/>
-          <w:lang w:val="en-US"/>
-        </w:rPr>
-        <w:t>licenseNumber</w:t>
-      </w:r>
-      <w:proofErr w:type="spellEnd"/>
-      <w:r>
-        <w:rPr>
-          <w:iCs/>
-          <w:lang w:val="en-US"/>
-        </w:rPr>
-        <w:t>;</w:t>
-      </w:r>
-    </w:p>
-    <w:p>
-      <w:pPr>
-        <w:rPr>
-          <w:iCs/>
-          <w:lang w:val="en-US"/>
-        </w:rPr>
-      </w:pPr>
-    </w:p>
-    <w:p>
-      <w:pPr>
-        <w:rPr>
-          <w:iCs/>
-          <w:lang w:val="en-US"/>
-        </w:rPr>
-      </w:pPr>
-      <w:r>
-        <w:rPr>
-          <w:iCs/>
-          <w:lang w:val="en-US"/>
-        </w:rPr>
-        <w:t xml:space="preserve">    public bool </w:t>
-      </w:r>
-      <w:proofErr w:type="spellStart"/>
-      <w:proofErr w:type="gramStart"/>
-      <w:r>
-        <w:rPr>
-          <w:iCs/>
-          <w:lang w:val="en-US"/>
-        </w:rPr>
-        <w:t>isExpired</w:t>
-      </w:r>
-      <w:proofErr w:type="spellEnd"/>
-      <w:r>
-        <w:rPr>
-          <w:iCs/>
-          <w:lang w:val="en-US"/>
-        </w:rPr>
-        <w:t>(</w:t>
-      </w:r>
-      <w:proofErr w:type="gramEnd"/>
-      <w:r>
-        <w:rPr>
-          <w:iCs/>
-          <w:lang w:val="en-US"/>
-        </w:rPr>
-        <w:t>) { }</w:t>
-      </w:r>
-    </w:p>
-    <w:p>
-      <w:pPr>
-        <w:rPr>
-          <w:iCs/>
-          <w:lang w:val="en-US"/>
-        </w:rPr>
-      </w:pPr>
-      <w:r>
-        <w:rPr>
-          <w:iCs/>
-          <w:lang w:val="en-US"/>
-        </w:rPr>
-        <w:t>}</w:t>
-      </w:r>
-    </w:p>
-    <w:p>
-      <w:pPr>
-        <w:rPr>
-          <w:iCs/>
-          <w:lang w:val="en-US"/>
-        </w:rPr>
-      </w:pPr>
-    </w:p>
-    <w:p>
-      <w:pPr>
-        <w:rPr>
-          <w:iCs/>
-          <w:lang w:val="en-US"/>
-        </w:rPr>
-      </w:pPr>
-      <w:r>
-        <w:rPr>
-          <w:iCs/>
-          <w:lang w:val="en-US"/>
-        </w:rPr>
-        <w:t>class Specialization</w:t>
-      </w:r>
-    </w:p>
-    <w:p>
-      <w:pPr>
-        <w:rPr>
-          <w:iCs/>
-          <w:lang w:val="en-US"/>
-        </w:rPr>
-      </w:pPr>
-      <w:r>
-        <w:rPr>
-          <w:iCs/>
-          <w:lang w:val="en-US"/>
-        </w:rPr>
-        <w:t>{</w:t>
-      </w:r>
-    </w:p>
-    <w:p>
-      <w:pPr>
-        <w:rPr>
-          <w:iCs/>
-          <w:lang w:val="en-US"/>
-        </w:rPr>
-      </w:pPr>
-      <w:r>
-        <w:rPr>
-          <w:iCs/>
-          <w:lang w:val="en-US"/>
-        </w:rPr>
-        <w:t xml:space="preserve">    public string profession;</w:t>
-      </w:r>
-    </w:p>
-    <w:p>
-      <w:pPr>
-        <w:rPr>
-          <w:iCs/>
-          <w:lang w:val="en-US"/>
-        </w:rPr>
-      </w:pPr>
-      <w:r>
-        <w:rPr>
-          <w:iCs/>
-          <w:lang w:val="en-US"/>
-        </w:rPr>
-        <w:t>}</w:t>
-      </w:r>
-    </w:p>
-    <w:p>
-      <w:pPr>
-        <w:rPr>
-          <w:iCs/>
-          <w:lang w:val="en-US"/>
-        </w:rPr>
-      </w:pPr>
-    </w:p>
-    <w:p>
-      <w:pPr>
-        <w:rPr>
-          <w:iCs/>
-          <w:lang w:val="en-US"/>
-        </w:rPr>
-      </w:pPr>
-      <w:r>
-        <w:rPr>
-          <w:iCs/>
-          <w:lang w:val="en-US"/>
-        </w:rPr>
-        <w:t>class Service</w:t>
-      </w:r>
-    </w:p>
-    <w:p>
-      <w:pPr>
-        <w:rPr>
-          <w:iCs/>
-          <w:lang w:val="en-US"/>
-        </w:rPr>
-      </w:pPr>
-      <w:r>
-        <w:rPr>
-          <w:iCs/>
-          <w:lang w:val="en-US"/>
-        </w:rPr>
-        <w:t>{</w:t>
-      </w:r>
-    </w:p>
-    <w:p>
-      <w:pPr>
-        <w:rPr>
-          <w:iCs/>
-          <w:lang w:val="en-US"/>
-        </w:rPr>
-      </w:pPr>
-      <w:r>
-        <w:rPr>
-          <w:iCs/>
-          <w:lang w:val="en-US"/>
-        </w:rPr>
-        <w:t xml:space="preserve">    public string name;</w:t>
-      </w:r>
-    </w:p>
-    <w:p>
-      <w:pPr>
-        <w:rPr>
-          <w:iCs/>
-          <w:lang w:val="en-US"/>
-        </w:rPr>
-      </w:pPr>
-      <w:r>
-        <w:rPr>
-          <w:iCs/>
-          <w:lang w:val="en-US"/>
-        </w:rPr>
-        <w:t xml:space="preserve">    public float price;</w:t>
-      </w:r>
-    </w:p>
-    <w:p>
-      <w:pPr>
-        <w:rPr>
-          <w:iCs/>
-          <w:lang w:val="en-US"/>
-        </w:rPr>
-      </w:pPr>
-      <w:r>
-        <w:rPr>
-          <w:iCs/>
-          <w:lang w:val="en-US"/>
-        </w:rPr>
-        <w:t>}</w:t>
-      </w:r>
-    </w:p>
-    <w:p>
-      <w:pPr>
-        <w:rPr>
-          <w:iCs/>
-          <w:lang w:val="en-US"/>
-        </w:rPr>
-      </w:pPr>
-    </w:p>
-    <w:p>
-      <w:pPr>
-        <w:rPr>
-          <w:iCs/>
-          <w:lang w:val="en-US"/>
-        </w:rPr>
-      </w:pPr>
-      <w:r>
-        <w:rPr>
-          <w:iCs/>
-          <w:lang w:val="en-US"/>
-        </w:rPr>
-        <w:t>class Doctor</w:t>
-      </w:r>
-    </w:p>
-    <w:p>
-      <w:pPr>
-        <w:rPr>
-          <w:iCs/>
-          <w:lang w:val="en-US"/>
-        </w:rPr>
-      </w:pPr>
-      <w:r>
-        <w:rPr>
-          <w:iCs/>
-          <w:lang w:val="en-US"/>
-        </w:rPr>
-        <w:t>{</w:t>
-      </w:r>
-    </w:p>
-    <w:p>
-      <w:pPr>
-        <w:rPr>
-          <w:iCs/>
-          <w:lang w:val="en-US"/>
-        </w:rPr>
-      </w:pPr>
-      <w:r>
-        <w:rPr>
-          <w:iCs/>
-          <w:lang w:val="en-US"/>
-        </w:rPr>
-        <w:t xml:space="preserve">    public string name;</w:t>
-      </w:r>
-    </w:p>
-    <w:p>
-      <w:pPr>
-        <w:rPr>
-          <w:iCs/>
-          <w:lang w:val="en-US"/>
-        </w:rPr>
-      </w:pPr>
-      <w:r>
-        <w:rPr>
-          <w:iCs/>
-          <w:lang w:val="en-US"/>
-        </w:rPr>
-        <w:t xml:space="preserve">    public License </w:t>
-      </w:r>
-      <w:proofErr w:type="spellStart"/>
-      <w:r>
-        <w:rPr>
-          <w:iCs/>
-          <w:lang w:val="en-US"/>
-        </w:rPr>
-        <w:t>license</w:t>
-      </w:r>
-      <w:proofErr w:type="spellEnd"/>
-      <w:r>
-        <w:rPr>
-          <w:iCs/>
-          <w:lang w:val="en-US"/>
-        </w:rPr>
-        <w:t>;</w:t>
-      </w:r>
-    </w:p>
-    <w:p>
-      <w:pPr>
-        <w:rPr>
-          <w:iCs/>
-          <w:lang w:val="en-US"/>
-        </w:rPr>
-      </w:pPr>
-      <w:r>
-        <w:rPr>
-          <w:iCs/>
-          <w:lang w:val="en-US"/>
-        </w:rPr>
-        <w:t xml:space="preserve">    public </w:t>
-      </w:r>
-      <w:proofErr w:type="gramStart"/>
-      <w:r>
-        <w:rPr>
-          <w:iCs/>
-          <w:lang w:val="en-US"/>
-        </w:rPr>
-        <w:t>Specialization[</w:t>
-      </w:r>
-      <w:proofErr w:type="gramEnd"/>
-      <w:r>
-        <w:rPr>
-          <w:iCs/>
-          <w:lang w:val="en-US"/>
-        </w:rPr>
-        <w:t>] specializations;</w:t>
-      </w:r>
-    </w:p>
-    <w:p>
-      <w:pPr>
-        <w:rPr>
-          <w:iCs/>
-          <w:lang w:val="en-US"/>
-        </w:rPr>
-      </w:pPr>
-      <w:r>
-        <w:rPr>
-          <w:iCs/>
-          <w:lang w:val="en-US"/>
-        </w:rPr>
-        <w:t xml:space="preserve">    public </w:t>
-      </w:r>
-      <w:proofErr w:type="gramStart"/>
-      <w:r>
-        <w:rPr>
-          <w:iCs/>
-          <w:lang w:val="en-US"/>
-        </w:rPr>
-        <w:t>Service[</w:t>
-      </w:r>
-      <w:proofErr w:type="gramEnd"/>
-      <w:r>
-        <w:rPr>
-          <w:iCs/>
-          <w:lang w:val="en-US"/>
-        </w:rPr>
-        <w:t>] services;</w:t>
-      </w:r>
-    </w:p>
-    <w:p>
-      <w:pPr>
-        <w:rPr>
-          <w:iCs/>
-          <w:lang w:val="en-US"/>
-        </w:rPr>
-      </w:pPr>
-    </w:p>
-    <w:p>
-      <w:pPr>
-        <w:rPr>
-          <w:iCs/>
-          <w:lang w:val="en-US"/>
-        </w:rPr>
-      </w:pPr>
-      <w:r>
-        <w:rPr>
-          <w:iCs/>
-          <w:lang w:val="en-US"/>
-        </w:rPr>
-        <w:t xml:space="preserve">    public bool </w:t>
-      </w:r>
-      <w:proofErr w:type="spellStart"/>
-      <w:proofErr w:type="gramStart"/>
-      <w:r>
-        <w:rPr>
-          <w:iCs/>
-          <w:lang w:val="en-US"/>
-        </w:rPr>
-        <w:t>checkService</w:t>
-      </w:r>
-      <w:proofErr w:type="spellEnd"/>
-      <w:r>
-        <w:rPr>
-          <w:iCs/>
-          <w:lang w:val="en-US"/>
-        </w:rPr>
-        <w:t>(</w:t>
-      </w:r>
-      <w:proofErr w:type="gramEnd"/>
-      <w:r>
-        <w:rPr>
-          <w:iCs/>
-          <w:lang w:val="en-US"/>
-        </w:rPr>
-        <w:t xml:space="preserve">Service </w:t>
-      </w:r>
-      <w:proofErr w:type="spellStart"/>
-      <w:r>
-        <w:rPr>
-          <w:iCs/>
-          <w:lang w:val="en-US"/>
-        </w:rPr>
-        <w:t>serive</w:t>
-      </w:r>
-      <w:proofErr w:type="spellEnd"/>
-      <w:r>
-        <w:rPr>
-          <w:iCs/>
-          <w:lang w:val="en-US"/>
-        </w:rPr>
-        <w:t>) { }</w:t>
-      </w:r>
-    </w:p>
-    <w:p>
-      <w:pPr>
-        <w:rPr>
-          <w:iCs/>
-          <w:lang w:val="en-US"/>
-        </w:rPr>
-      </w:pPr>
-      <w:r>
-        <w:rPr>
-          <w:iCs/>
-          <w:lang w:val="en-US"/>
-        </w:rPr>
-        <w:t xml:space="preserve">    public bool </w:t>
-      </w:r>
-      <w:proofErr w:type="spellStart"/>
-      <w:proofErr w:type="gramStart"/>
-      <w:r>
-        <w:rPr>
-          <w:iCs/>
-          <w:lang w:val="en-US"/>
-        </w:rPr>
-        <w:t>checkLicense</w:t>
-      </w:r>
-      <w:proofErr w:type="spellEnd"/>
-      <w:r>
-        <w:rPr>
-          <w:iCs/>
-          <w:lang w:val="en-US"/>
-        </w:rPr>
-        <w:t>(</w:t>
-      </w:r>
-      <w:proofErr w:type="gramEnd"/>
-      <w:r>
-        <w:rPr>
-          <w:iCs/>
-          <w:lang w:val="en-US"/>
-        </w:rPr>
-        <w:t>) { }</w:t>
-      </w:r>
-    </w:p>
-    <w:p>
-      <w:pPr>
-        <w:rPr>
-          <w:iCs/>
-          <w:lang w:val="en-US"/>
-        </w:rPr>
-      </w:pPr>
-      <w:r>
-        <w:rPr>
-          <w:iCs/>
-          <w:lang w:val="en-US"/>
-        </w:rPr>
-        <w:t xml:space="preserve">    public </w:t>
-      </w:r>
-      <w:proofErr w:type="gramStart"/>
-      <w:r>
-        <w:rPr>
-          <w:iCs/>
-          <w:lang w:val="en-US"/>
-        </w:rPr>
-        <w:t>string[</w:t>
-      </w:r>
-      <w:proofErr w:type="gramEnd"/>
-      <w:r>
-        <w:rPr>
-          <w:iCs/>
-          <w:lang w:val="en-US"/>
-        </w:rPr>
-        <w:t xml:space="preserve">] </w:t>
-      </w:r>
-      <w:proofErr w:type="spellStart"/>
-      <w:r>
-        <w:rPr>
-          <w:iCs/>
-          <w:lang w:val="en-US"/>
-        </w:rPr>
-        <w:t>getSchedule</w:t>
-      </w:r>
-      <w:proofErr w:type="spellEnd"/>
-      <w:r>
-        <w:rPr>
-          <w:iCs/>
-          <w:lang w:val="en-US"/>
-        </w:rPr>
-        <w:t>() { }</w:t>
-      </w:r>
-    </w:p>
-    <w:p>
-      <w:pPr>
-        <w:rPr>
-          <w:iCs/>
-          <w:lang w:val="en-US"/>
-        </w:rPr>
-      </w:pPr>
-      <w:r>
-        <w:rPr>
-          <w:iCs/>
-          <w:lang w:val="en-US"/>
-        </w:rPr>
-        <w:t>}</w:t>
-      </w:r>
-    </w:p>
-    <w:p>
-      <w:pPr>
-        <w:rPr>
-          <w:iCs/>
-          <w:lang w:val="en-US"/>
-        </w:rPr>
-      </w:pPr>
-    </w:p>
-    <w:p>
-      <w:pPr>
-        <w:rPr>
-          <w:iCs/>
-          <w:lang w:val="en-US"/>
-        </w:rPr>
-      </w:pPr>
-      <w:r>
-        <w:rPr>
-          <w:iCs/>
-          <w:lang w:val="en-US"/>
-        </w:rPr>
-        <w:t>class Patient</w:t>
-      </w:r>
-    </w:p>
-    <w:p>
-      <w:pPr>
-        <w:rPr>
-          <w:iCs/>
-          <w:lang w:val="en-US"/>
-        </w:rPr>
-      </w:pPr>
-      <w:r>
-        <w:rPr>
-          <w:iCs/>
-          <w:lang w:val="en-US"/>
-        </w:rPr>
-        <w:t>{</w:t>
-      </w:r>
-    </w:p>
-    <w:p>
-      <w:pPr>
-        <w:rPr>
-          <w:iCs/>
-          <w:lang w:val="en-US"/>
-        </w:rPr>
-      </w:pPr>
-      <w:r>
-        <w:rPr>
-          <w:iCs/>
-          <w:lang w:val="en-US"/>
-        </w:rPr>
-        <w:t xml:space="preserve">    public string name;</w:t>
-      </w:r>
-    </w:p>
-    <w:p>
-      <w:pPr>
-        <w:rPr>
-          <w:iCs/>
-          <w:lang w:val="en-US"/>
-        </w:rPr>
-      </w:pPr>
-      <w:r>
-        <w:rPr>
-          <w:iCs/>
-          <w:lang w:val="en-US"/>
-        </w:rPr>
-        <w:t xml:space="preserve">    public string phone;</w:t>
-      </w:r>
-    </w:p>
-    <w:p>
-      <w:pPr>
-        <w:rPr>
-          <w:iCs/>
-          <w:lang w:val="en-US"/>
-        </w:rPr>
-      </w:pPr>
-      <w:r>
-        <w:rPr>
-          <w:iCs/>
-          <w:lang w:val="en-US"/>
-        </w:rPr>
-        <w:t xml:space="preserve">    public string email;</w:t>
-      </w:r>
-    </w:p>
-    <w:p>
-      <w:pPr>
-        <w:rPr>
-          <w:iCs/>
-          <w:lang w:val="en-US"/>
-        </w:rPr>
-      </w:pPr>
-      <w:r>
-        <w:rPr>
-          <w:iCs/>
-          <w:lang w:val="en-US"/>
-        </w:rPr>
-        <w:t>}</w:t>
-      </w:r>
-    </w:p>
-    <w:p>
-      <w:pPr>
-        <w:rPr>
-          <w:iCs/>
-          <w:lang w:val="en-US"/>
-        </w:rPr>
-      </w:pPr>
-    </w:p>
-    <w:p>
-      <w:pPr>
-        <w:rPr>
-          <w:iCs/>
-          <w:lang w:val="en-US"/>
-        </w:rPr>
-      </w:pPr>
-      <w:r>
-        <w:rPr>
-          <w:iCs/>
-          <w:lang w:val="en-US"/>
-        </w:rPr>
-        <w:t>class Sign</w:t>
-      </w:r>
-    </w:p>
-    <w:p>
-      <w:pPr>
-        <w:rPr>
-          <w:iCs/>
-          <w:lang w:val="en-US"/>
-        </w:rPr>
-      </w:pPr>
-      <w:r>
-        <w:rPr>
-          <w:iCs/>
-          <w:lang w:val="en-US"/>
-        </w:rPr>
-        <w:t>{</w:t>
-      </w:r>
-    </w:p>
-    <w:p>
-      <w:pPr>
-        <w:rPr>
-          <w:iCs/>
-          <w:lang w:val="en-US"/>
-        </w:rPr>
-      </w:pPr>
-      <w:r>
-        <w:rPr>
-          <w:iCs/>
-          <w:lang w:val="en-US"/>
-        </w:rPr>
-        <w:t xml:space="preserve">    public string datetime;</w:t>
-      </w:r>
-    </w:p>
-    <w:p>
-      <w:pPr>
-        <w:rPr>
-          <w:iCs/>
-          <w:lang w:val="en-US"/>
-        </w:rPr>
-      </w:pPr>
-      <w:r>
-        <w:rPr>
-          <w:iCs/>
-          <w:lang w:val="en-US"/>
-        </w:rPr>
-        <w:t xml:space="preserve">    public string status;</w:t>
-      </w:r>
-    </w:p>
-    <w:p>
-      <w:pPr>
-        <w:rPr>
-          <w:iCs/>
-          <w:lang w:val="en-US"/>
-        </w:rPr>
-      </w:pPr>
-      <w:r>
-        <w:rPr>
-          <w:iCs/>
-          <w:lang w:val="en-US"/>
-        </w:rPr>
-        <w:t xml:space="preserve">    public Doctor </w:t>
-      </w:r>
-      <w:proofErr w:type="spellStart"/>
-      <w:r>
-        <w:rPr>
-          <w:iCs/>
-          <w:lang w:val="en-US"/>
-        </w:rPr>
-        <w:t>doctor</w:t>
-      </w:r>
-      <w:proofErr w:type="spellEnd"/>
-      <w:r>
-        <w:rPr>
-          <w:iCs/>
-          <w:lang w:val="en-US"/>
-        </w:rPr>
-        <w:t>;</w:t>
-      </w:r>
-    </w:p>
-    <w:p>
-      <w:pPr>
-        <w:rPr>
-          <w:iCs/>
-          <w:lang w:val="en-US"/>
-        </w:rPr>
-      </w:pPr>
-      <w:r>
-        <w:rPr>
-          <w:iCs/>
-          <w:lang w:val="en-US"/>
-        </w:rPr>
-        <w:t xml:space="preserve">    public </w:t>
-      </w:r>
-      <w:proofErr w:type="spellStart"/>
-      <w:r>
-        <w:rPr>
-          <w:iCs/>
-          <w:lang w:val="en-US"/>
-        </w:rPr>
-        <w:t>Pacient</w:t>
-      </w:r>
-      <w:proofErr w:type="spellEnd"/>
-      <w:r>
-        <w:rPr>
-          <w:iCs/>
-          <w:lang w:val="en-US"/>
-        </w:rPr>
-        <w:t xml:space="preserve"> </w:t>
-      </w:r>
-      <w:proofErr w:type="spellStart"/>
-      <w:r>
-        <w:rPr>
-          <w:iCs/>
-          <w:lang w:val="en-US"/>
-        </w:rPr>
-        <w:t>pacient</w:t>
-      </w:r>
-      <w:proofErr w:type="spellEnd"/>
-      <w:r>
-        <w:rPr>
-          <w:iCs/>
-          <w:lang w:val="en-US"/>
-        </w:rPr>
-        <w:t>;</w:t>
-      </w:r>
-    </w:p>
-    <w:p>
-      <w:pPr>
-        <w:rPr>
-          <w:iCs/>
-          <w:lang w:val="en-US"/>
-        </w:rPr>
-      </w:pPr>
-      <w:r>
-        <w:rPr>
-          <w:iCs/>
-          <w:lang w:val="en-US"/>
-        </w:rPr>
-        <w:t xml:space="preserve">    public Service </w:t>
-      </w:r>
-      <w:proofErr w:type="spellStart"/>
-      <w:r>
-        <w:rPr>
-          <w:iCs/>
-          <w:lang w:val="en-US"/>
-        </w:rPr>
-        <w:t>service</w:t>
-      </w:r>
-      <w:proofErr w:type="spellEnd"/>
-      <w:r>
-        <w:rPr>
-          <w:iCs/>
-          <w:lang w:val="en-US"/>
-        </w:rPr>
-        <w:t>;</w:t>
-      </w:r>
-    </w:p>
-    <w:p>
-      <w:pPr>
-        <w:rPr>
-          <w:iCs/>
-          <w:lang w:val="en-US"/>
-        </w:rPr>
-      </w:pPr>
-      <w:r>
-        <w:rPr>
-          <w:iCs/>
-          <w:lang w:val="en-US"/>
-        </w:rPr>
-        <w:t>}</w:t>
-      </w:r>
-    </w:p>
-    <w:p>
-      <w:pPr>
-        <w:rPr>
-          <w:iCs/>
-          <w:lang w:val="en-US"/>
-        </w:rPr>
-      </w:pPr>
-    </w:p>
-    <w:p>
-      <w:pPr>
-        <w:rPr>
-          <w:iCs/>
-          <w:lang w:val="en-US"/>
-        </w:rPr>
-      </w:pPr>
-      <w:r>
-        <w:rPr>
-          <w:iCs/>
-          <w:lang w:val="en-US"/>
-        </w:rPr>
-        <w:lastRenderedPageBreak/>
-        <w:t>class DB</w:t>
-      </w:r>
-    </w:p>
-    <w:p>
-      <w:pPr>
-        <w:rPr>
-          <w:iCs/>
-          <w:lang w:val="en-US"/>
-        </w:rPr>
-      </w:pPr>
-      <w:r>
-        <w:rPr>
-          <w:iCs/>
-          <w:lang w:val="en-US"/>
-        </w:rPr>
-        <w:t>{</w:t>
-      </w:r>
-    </w:p>
-    <w:p>
-      <w:pPr>
-        <w:rPr>
-          <w:iCs/>
-          <w:lang w:val="en-US"/>
-        </w:rPr>
-      </w:pPr>
-      <w:r>
-        <w:rPr>
-          <w:iCs/>
-          <w:lang w:val="en-US"/>
-        </w:rPr>
-        <w:t xml:space="preserve">    public string </w:t>
-      </w:r>
-      <w:proofErr w:type="spellStart"/>
-      <w:r>
-        <w:rPr>
-          <w:iCs/>
-          <w:lang w:val="en-US"/>
-        </w:rPr>
-        <w:t>dbPath</w:t>
-      </w:r>
-      <w:proofErr w:type="spellEnd"/>
-      <w:r>
-        <w:rPr>
-          <w:iCs/>
-          <w:lang w:val="en-US"/>
-        </w:rPr>
-        <w:t>;</w:t>
-      </w:r>
-    </w:p>
-    <w:p>
-      <w:pPr>
-        <w:rPr>
-          <w:iCs/>
-          <w:lang w:val="en-US"/>
-        </w:rPr>
-      </w:pPr>
-    </w:p>
-    <w:p>
-      <w:pPr>
-        <w:rPr>
-          <w:iCs/>
-          <w:lang w:val="en-US"/>
-        </w:rPr>
-      </w:pPr>
-      <w:r>
-        <w:rPr>
-          <w:iCs/>
-          <w:lang w:val="en-US"/>
-        </w:rPr>
-        <w:t xml:space="preserve">    public void </w:t>
-      </w:r>
-      <w:proofErr w:type="gramStart"/>
-      <w:r>
-        <w:rPr>
-          <w:iCs/>
-          <w:lang w:val="en-US"/>
-        </w:rPr>
-        <w:t>delete(</w:t>
-      </w:r>
-      <w:proofErr w:type="gramEnd"/>
-      <w:r>
-        <w:rPr>
-          <w:iCs/>
-          <w:lang w:val="en-US"/>
-        </w:rPr>
-        <w:t>Sign sign) { }</w:t>
-      </w:r>
-    </w:p>
-    <w:p>
-      <w:pPr>
-        <w:rPr>
-          <w:iCs/>
-          <w:lang w:val="en-US"/>
-        </w:rPr>
-      </w:pPr>
-      <w:r>
-        <w:rPr>
-          <w:iCs/>
-          <w:lang w:val="en-US"/>
-        </w:rPr>
-        <w:t xml:space="preserve">    public void </w:t>
-      </w:r>
-      <w:proofErr w:type="gramStart"/>
-      <w:r>
-        <w:rPr>
-          <w:iCs/>
-          <w:lang w:val="en-US"/>
-        </w:rPr>
-        <w:t>add(</w:t>
-      </w:r>
-      <w:proofErr w:type="gramEnd"/>
-      <w:r>
-        <w:rPr>
-          <w:iCs/>
-          <w:lang w:val="en-US"/>
-        </w:rPr>
-        <w:t>Sign sign) { }</w:t>
-      </w:r>
-    </w:p>
-    <w:p>
-      <w:pPr>
-        <w:rPr>
-          <w:iCs/>
-          <w:lang w:val="en-US"/>
-        </w:rPr>
-      </w:pPr>
-      <w:r>
-        <w:rPr>
-          <w:iCs/>
-          <w:lang w:val="en-US"/>
-        </w:rPr>
-        <w:t>}</w:t>
-      </w:r>
-    </w:p>
-    <w:p>
-      <w:pPr>
-        <w:rPr>
-          <w:iCs/>
-          <w:lang w:val="en-US"/>
-        </w:rPr>
-      </w:pPr>
-    </w:p>
-    <w:p>
-      <w:pPr>
-        <w:rPr>
-          <w:iCs/>
-          <w:lang w:val="en-US"/>
-        </w:rPr>
-      </w:pPr>
-      <w:r>
-        <w:rPr>
-          <w:iCs/>
-          <w:lang w:val="en-US"/>
-        </w:rPr>
-        <w:t>interface IControler</w:t>
-      </w:r>
-    </w:p>
-    <w:p>
-      <w:pPr>
-        <w:rPr>
-          <w:iCs/>
-          <w:lang w:val="en-US"/>
-        </w:rPr>
-      </w:pPr>
-      <w:r>
-        <w:rPr>
-          <w:iCs/>
-          <w:lang w:val="en-US"/>
-        </w:rPr>
-        <w:t>{</w:t>
-      </w:r>
-    </w:p>
-    <w:p>
-      <w:pPr>
-        <w:rPr>
-          <w:iCs/>
-          <w:lang w:val="en-US"/>
-        </w:rPr>
-      </w:pPr>
-      <w:r>
-        <w:rPr>
-          <w:iCs/>
-          <w:lang w:val="en-US"/>
-        </w:rPr>
-        <w:t xml:space="preserve">    public bool </w:t>
-      </w:r>
-      <w:proofErr w:type="spellStart"/>
-      <w:proofErr w:type="gramStart"/>
-      <w:r>
-        <w:rPr>
-          <w:iCs/>
-          <w:lang w:val="en-US"/>
-        </w:rPr>
-        <w:t>createSign</w:t>
-      </w:r>
-      <w:proofErr w:type="spellEnd"/>
-      <w:r>
-        <w:rPr>
-          <w:iCs/>
-          <w:lang w:val="en-US"/>
-        </w:rPr>
-        <w:t>(</w:t>
-      </w:r>
-      <w:proofErr w:type="gramEnd"/>
-    </w:p>
-    <w:p>
-      <w:pPr>
-        <w:rPr>
-          <w:iCs/>
-          <w:lang w:val="en-US"/>
-        </w:rPr>
-      </w:pPr>
-      <w:r>
-        <w:rPr>
-          <w:iCs/>
-          <w:lang w:val="en-US"/>
-        </w:rPr>
-        <w:t xml:space="preserve">        Patient </w:t>
-      </w:r>
-      <w:proofErr w:type="spellStart"/>
-      <w:r>
-        <w:rPr>
-          <w:iCs/>
-          <w:lang w:val="en-US"/>
-        </w:rPr>
-        <w:t>pacient</w:t>
-      </w:r>
-      <w:proofErr w:type="spellEnd"/>
-      <w:r>
-        <w:rPr>
-          <w:iCs/>
-          <w:lang w:val="en-US"/>
-        </w:rPr>
-        <w:t>,</w:t>
-      </w:r>
-    </w:p>
-    <w:p>
-      <w:pPr>
-        <w:rPr>
-          <w:iCs/>
-          <w:lang w:val="en-US"/>
-        </w:rPr>
-      </w:pPr>
-      <w:r>
-        <w:rPr>
-          <w:iCs/>
-          <w:lang w:val="en-US"/>
-        </w:rPr>
-        <w:t xml:space="preserve">        Doctor </w:t>
-      </w:r>
-      <w:proofErr w:type="spellStart"/>
-      <w:r>
-        <w:rPr>
-          <w:iCs/>
-          <w:lang w:val="en-US"/>
-        </w:rPr>
-        <w:t>doctor</w:t>
-      </w:r>
-      <w:proofErr w:type="spellEnd"/>
-      <w:r>
-        <w:rPr>
-          <w:iCs/>
-          <w:lang w:val="en-US"/>
-        </w:rPr>
-        <w:t>,</w:t>
-      </w:r>
-    </w:p>
-    <w:p>
-      <w:pPr>
-        <w:rPr>
-          <w:iCs/>
-          <w:lang w:val="en-US"/>
-        </w:rPr>
-      </w:pPr>
-      <w:r>
-        <w:rPr>
-          <w:iCs/>
-          <w:lang w:val="en-US"/>
-        </w:rPr>
-        <w:t xml:space="preserve">        Service </w:t>
-      </w:r>
-      <w:proofErr w:type="spellStart"/>
-      <w:r>
-        <w:rPr>
-          <w:iCs/>
-          <w:lang w:val="en-US"/>
-        </w:rPr>
-        <w:t>service</w:t>
-      </w:r>
-      <w:proofErr w:type="spellEnd"/>
-    </w:p>
-    <w:p>
-      <w:pPr>
-        <w:rPr>
-          <w:iCs/>
-          <w:lang w:val="en-US"/>
-        </w:rPr>
-      </w:pPr>
-      <w:r>
-        <w:rPr>
-          <w:iCs/>
-          <w:lang w:val="en-US"/>
-        </w:rPr>
-        <w:t xml:space="preserve">    );</w:t>
-      </w:r>
-    </w:p>
-    <w:p>
-      <w:pPr>
-        <w:rPr>
-          <w:iCs/>
-          <w:lang w:val="en-US"/>
-        </w:rPr>
-      </w:pPr>
-      <w:r>
-        <w:rPr>
-          <w:iCs/>
-          <w:lang w:val="en-US"/>
-        </w:rPr>
-        <w:t>}</w:t>
-      </w:r>
-    </w:p>
-    <w:p>
-      <w:pPr>
-        <w:rPr>
-          <w:iCs/>
-          <w:lang w:val="en-US"/>
-        </w:rPr>
-      </w:pPr>
-    </w:p>
-    <w:p>
-      <w:pPr>
-        <w:rPr>
-          <w:iCs/>
-          <w:lang w:val="en-US"/>
-        </w:rPr>
-      </w:pPr>
-      <w:r>
-        <w:rPr>
-          <w:iCs/>
-          <w:lang w:val="en-US"/>
-        </w:rPr>
-        <w:t xml:space="preserve">class </w:t>
-      </w:r>
-      <w:proofErr w:type="gramStart"/>
-      <w:r>
-        <w:rPr>
-          <w:iCs/>
-          <w:lang w:val="en-US"/>
-        </w:rPr>
-        <w:t>Controller :</w:t>
-      </w:r>
-      <w:proofErr w:type="gramEnd"/>
-      <w:r>
-        <w:rPr>
-          <w:iCs/>
-          <w:lang w:val="en-US"/>
-        </w:rPr>
-        <w:t xml:space="preserve"> IControler</w:t>
-      </w:r>
-    </w:p>
-    <w:p>
-      <w:pPr>
-        <w:rPr>
-          <w:iCs/>
-          <w:lang w:val="en-US"/>
-        </w:rPr>
-      </w:pPr>
-      <w:r>
-        <w:rPr>
-          <w:iCs/>
-          <w:lang w:val="en-US"/>
-        </w:rPr>
-        <w:t>{</w:t>
-      </w:r>
-    </w:p>
-    <w:p>
-      <w:pPr>
-        <w:rPr>
-          <w:iCs/>
-          <w:lang w:val="en-US"/>
-        </w:rPr>
-      </w:pPr>
-      <w:r>
-        <w:rPr>
-          <w:iCs/>
-          <w:lang w:val="en-US"/>
-        </w:rPr>
-        <w:t xml:space="preserve">    DB </w:t>
-      </w:r>
-      <w:proofErr w:type="spellStart"/>
-      <w:r>
-        <w:rPr>
-          <w:iCs/>
-          <w:lang w:val="en-US"/>
-        </w:rPr>
-        <w:t>db</w:t>
-      </w:r>
-      <w:proofErr w:type="spellEnd"/>
-      <w:r>
-        <w:rPr>
-          <w:iCs/>
-          <w:lang w:val="en-US"/>
-        </w:rPr>
-        <w:t>;</w:t>
-      </w:r>
-    </w:p>
-    <w:p>
-      <w:pPr>
-        <w:rPr>
-          <w:iCs/>
-          <w:lang w:val="en-US"/>
-        </w:rPr>
-      </w:pPr>
-    </w:p>
-    <w:p>
-      <w:pPr>
-        <w:rPr>
-          <w:iCs/>
-          <w:lang w:val="en-US"/>
-        </w:rPr>
-      </w:pPr>
-      <w:r>
-        <w:rPr>
-          <w:iCs/>
-          <w:lang w:val="en-US"/>
-        </w:rPr>
-        <w:t xml:space="preserve">    public bool </w:t>
-      </w:r>
-      <w:proofErr w:type="spellStart"/>
-      <w:proofErr w:type="gramStart"/>
-      <w:r>
-        <w:rPr>
-          <w:iCs/>
-          <w:lang w:val="en-US"/>
-        </w:rPr>
-        <w:t>createSign</w:t>
-      </w:r>
-      <w:proofErr w:type="spellEnd"/>
-      <w:r>
-        <w:rPr>
-          <w:iCs/>
-          <w:lang w:val="en-US"/>
-        </w:rPr>
-        <w:t>(</w:t>
-      </w:r>
-      <w:proofErr w:type="gramEnd"/>
-    </w:p>
-    <w:p>
-      <w:pPr>
-        <w:rPr>
-          <w:iCs/>
-          <w:lang w:val="en-US"/>
-        </w:rPr>
-      </w:pPr>
-      <w:r>
-        <w:rPr>
-          <w:iCs/>
-          <w:lang w:val="en-US"/>
-        </w:rPr>
-        <w:t xml:space="preserve">        Patient </w:t>
-      </w:r>
-      <w:proofErr w:type="spellStart"/>
-      <w:r>
-        <w:rPr>
-          <w:iCs/>
-          <w:lang w:val="en-US"/>
-        </w:rPr>
-        <w:t>pacient</w:t>
-      </w:r>
-      <w:proofErr w:type="spellEnd"/>
-      <w:r>
-        <w:rPr>
-          <w:iCs/>
-          <w:lang w:val="en-US"/>
-        </w:rPr>
-        <w:t>,</w:t>
-      </w:r>
-    </w:p>
-    <w:p>
-      <w:pPr>
-        <w:rPr>
-          <w:iCs/>
-          <w:lang w:val="en-US"/>
-        </w:rPr>
-      </w:pPr>
-      <w:r>
-        <w:rPr>
-          <w:iCs/>
-          <w:lang w:val="en-US"/>
-        </w:rPr>
-        <w:t xml:space="preserve">        Doctor </w:t>
-      </w:r>
-      <w:proofErr w:type="spellStart"/>
-      <w:r>
-        <w:rPr>
-          <w:iCs/>
-          <w:lang w:val="en-US"/>
-        </w:rPr>
-        <w:t>doctor</w:t>
-      </w:r>
-      <w:proofErr w:type="spellEnd"/>
-      <w:r>
-        <w:rPr>
-          <w:iCs/>
-          <w:lang w:val="en-US"/>
-        </w:rPr>
-        <w:t>,</w:t>
-      </w:r>
-    </w:p>
-    <w:p>
-      <w:pPr>
-        <w:rPr>
-          <w:iCs/>
-          <w:lang w:val="en-US"/>
-        </w:rPr>
-      </w:pPr>
-      <w:r>
-        <w:rPr>
-          <w:iCs/>
-          <w:lang w:val="en-US"/>
-        </w:rPr>
-        <w:t xml:space="preserve">        Service </w:t>
-      </w:r>
-      <w:proofErr w:type="spellStart"/>
-      <w:r>
-        <w:rPr>
-          <w:iCs/>
-          <w:lang w:val="en-US"/>
-        </w:rPr>
-        <w:t>service</w:t>
-      </w:r>
-      <w:proofErr w:type="spellEnd"/>
-      <w:r>
-        <w:rPr>
-          <w:iCs/>
-          <w:lang w:val="en-US"/>
-        </w:rPr>
-        <w:t>,</w:t>
-      </w:r>
-    </w:p>
-    <w:p>
-      <w:pPr>
-        <w:rPr>
-          <w:iCs/>
-          <w:lang w:val="en-US"/>
-        </w:rPr>
-      </w:pPr>
-      <w:r>
-        <w:rPr>
-          <w:iCs/>
-          <w:lang w:val="en-US"/>
-        </w:rPr>
-        <w:t xml:space="preserve">        string datetime</w:t>
-      </w:r>
-    </w:p>
-    <w:p>
-      <w:pPr>
-        <w:rPr>
-          <w:iCs/>
-          <w:lang w:val="en-US"/>
-        </w:rPr>
-      </w:pPr>
-      <w:r>
-        <w:rPr>
-          <w:iCs/>
-          <w:lang w:val="en-US"/>
-        </w:rPr>
-        <w:t xml:space="preserve">    )</w:t>
-      </w:r>
-    </w:p>
-    <w:p>
-      <w:pPr>
-        <w:rPr>
-          <w:iCs/>
-          <w:lang w:val="en-US"/>
-        </w:rPr>
-      </w:pPr>
-      <w:r>
-        <w:rPr>
-          <w:iCs/>
-          <w:lang w:val="en-US"/>
-        </w:rPr>
-        <w:t xml:space="preserve">    {</w:t>
-      </w:r>
-    </w:p>
-    <w:p>
-      <w:pPr>
-        <w:rPr>
-          <w:iCs/>
-          <w:lang w:val="en-US"/>
-        </w:rPr>
-      </w:pPr>
-      <w:r>
-        <w:rPr>
-          <w:iCs/>
-          <w:lang w:val="en-US"/>
-        </w:rPr>
-        <w:t xml:space="preserve">        if </w:t>
-      </w:r>
-      <w:proofErr w:type="gramStart"/>
-      <w:r>
-        <w:rPr>
-          <w:iCs/>
-          <w:lang w:val="en-US"/>
-        </w:rPr>
-        <w:t>(!</w:t>
-      </w:r>
-      <w:proofErr w:type="spellStart"/>
-      <w:r>
-        <w:rPr>
-          <w:iCs/>
-          <w:lang w:val="en-US"/>
-        </w:rPr>
-        <w:t>doctor</w:t>
-      </w:r>
-      <w:proofErr w:type="gramEnd"/>
-      <w:r>
-        <w:rPr>
-          <w:iCs/>
-          <w:lang w:val="en-US"/>
-        </w:rPr>
-        <w:t>.checkLicense</w:t>
-      </w:r>
-      <w:proofErr w:type="spellEnd"/>
-      <w:r>
-        <w:rPr>
-          <w:iCs/>
-          <w:lang w:val="en-US"/>
-        </w:rPr>
-        <w:t>()) return false;</w:t>
-      </w:r>
-    </w:p>
-    <w:p>
-      <w:pPr>
-        <w:rPr>
-          <w:iCs/>
-          <w:lang w:val="en-US"/>
-        </w:rPr>
-      </w:pPr>
-      <w:r>
-        <w:rPr>
-          <w:iCs/>
-          <w:lang w:val="en-US"/>
-        </w:rPr>
-        <w:t xml:space="preserve">        if </w:t>
-      </w:r>
-      <w:proofErr w:type="gramStart"/>
-      <w:r>
-        <w:rPr>
-          <w:iCs/>
-          <w:lang w:val="en-US"/>
-        </w:rPr>
-        <w:t>(!</w:t>
-      </w:r>
-      <w:proofErr w:type="spellStart"/>
-      <w:r>
-        <w:rPr>
-          <w:iCs/>
-          <w:lang w:val="en-US"/>
-        </w:rPr>
-        <w:t>doctor</w:t>
-      </w:r>
-      <w:proofErr w:type="gramEnd"/>
-      <w:r>
-        <w:rPr>
-          <w:iCs/>
-          <w:lang w:val="en-US"/>
-        </w:rPr>
-        <w:t>.checkService</w:t>
-      </w:r>
-      <w:proofErr w:type="spellEnd"/>
-      <w:r>
-        <w:rPr>
-          <w:iCs/>
-          <w:lang w:val="en-US"/>
-        </w:rPr>
-        <w:t>(service)) return false;</w:t>
-      </w:r>
-    </w:p>
-    <w:p>
-      <w:pPr>
-        <w:rPr>
-          <w:iCs/>
-          <w:lang w:val="en-US"/>
-        </w:rPr>
-      </w:pPr>
-      <w:r>
-        <w:rPr>
-          <w:iCs/>
-          <w:lang w:val="en-US"/>
-        </w:rPr>
-        <w:t xml:space="preserve">        if </w:t>
-      </w:r>
-      <w:proofErr w:type="gramStart"/>
-      <w:r>
-        <w:rPr>
-          <w:iCs/>
-          <w:lang w:val="en-US"/>
-        </w:rPr>
-        <w:t>(!</w:t>
-      </w:r>
-      <w:proofErr w:type="spellStart"/>
-      <w:r>
-        <w:rPr>
-          <w:iCs/>
-          <w:lang w:val="en-US"/>
-        </w:rPr>
-        <w:t>checkTime</w:t>
-      </w:r>
-      <w:proofErr w:type="spellEnd"/>
-      <w:proofErr w:type="gramEnd"/>
-      <w:r>
-        <w:rPr>
-          <w:iCs/>
-          <w:lang w:val="en-US"/>
-        </w:rPr>
-        <w:t>(doctor, datetime)) return false;</w:t>
-      </w:r>
-    </w:p>
-    <w:p>
-      <w:pPr>
-        <w:rPr>
-          <w:iCs/>
-          <w:lang w:val="en-US"/>
-        </w:rPr>
-      </w:pPr>
-      <w:r>
-        <w:rPr>
-          <w:iCs/>
-          <w:lang w:val="en-US"/>
-        </w:rPr>
-        <w:t xml:space="preserve">        Sign </w:t>
-      </w:r>
-      <w:proofErr w:type="spellStart"/>
-      <w:r>
-        <w:rPr>
-          <w:iCs/>
-          <w:lang w:val="en-US"/>
-        </w:rPr>
-        <w:t>sign</w:t>
-      </w:r>
-      <w:proofErr w:type="spellEnd"/>
-      <w:r>
-        <w:rPr>
-          <w:iCs/>
-          <w:lang w:val="en-US"/>
-        </w:rPr>
-        <w:t xml:space="preserve"> = new </w:t>
-      </w:r>
-      <w:proofErr w:type="gramStart"/>
-      <w:r>
-        <w:rPr>
-          <w:iCs/>
-          <w:lang w:val="en-US"/>
-        </w:rPr>
-        <w:t>Sign(</w:t>
-      </w:r>
-      <w:proofErr w:type="gramEnd"/>
-      <w:r>
-        <w:rPr>
-          <w:iCs/>
-          <w:lang w:val="en-US"/>
-        </w:rPr>
-        <w:t>);</w:t>
-      </w:r>
-    </w:p>
-    <w:p>
-      <w:pPr>
-        <w:rPr>
-          <w:iCs/>
-          <w:lang w:val="en-US"/>
-        </w:rPr>
-      </w:pPr>
-      <w:r>
-        <w:rPr>
-          <w:iCs/>
-          <w:lang w:val="en-US"/>
-        </w:rPr>
-        <w:t xml:space="preserve">        </w:t>
-      </w:r>
-      <w:proofErr w:type="spellStart"/>
-      <w:r>
-        <w:rPr>
-          <w:iCs/>
-          <w:lang w:val="en-US"/>
-        </w:rPr>
-        <w:t>db.add</w:t>
-      </w:r>
-      <w:proofErr w:type="spellEnd"/>
-      <w:r>
-        <w:rPr>
-          <w:iCs/>
-          <w:lang w:val="en-US"/>
-        </w:rPr>
-        <w:t>(sign);</w:t>
-      </w:r>
-    </w:p>
-    <w:p>
-      <w:pPr>
-        <w:rPr>
-          <w:iCs/>
-          <w:lang w:val="en-US"/>
-        </w:rPr>
-      </w:pPr>
-      <w:r>
-        <w:rPr>
-          <w:iCs/>
-          <w:lang w:val="en-US"/>
-        </w:rPr>
-        <w:t xml:space="preserve">        return true;</w:t>
-      </w:r>
-    </w:p>
-    <w:p>
-      <w:pPr>
-        <w:rPr>
-          <w:iCs/>
-          <w:lang w:val="en-US"/>
-        </w:rPr>
-      </w:pPr>
-      <w:r>
-        <w:rPr>
-          <w:iCs/>
-          <w:lang w:val="en-US"/>
-        </w:rPr>
-        <w:t xml:space="preserve">    }</w:t>
-      </w:r>
-    </w:p>
-    <w:p>
-      <w:pPr>
-        <w:rPr>
-          <w:iCs/>
-          <w:lang w:val="en-US"/>
-        </w:rPr>
-      </w:pPr>
-      <w:r>
-        <w:rPr>
-          <w:iCs/>
-          <w:lang w:val="en-US"/>
-        </w:rPr>
-        <w:t xml:space="preserve">    public bool </w:t>
-      </w:r>
-      <w:proofErr w:type="spellStart"/>
-      <w:proofErr w:type="gramStart"/>
-      <w:r>
-        <w:rPr>
-          <w:iCs/>
-          <w:lang w:val="en-US"/>
-        </w:rPr>
-        <w:t>editSignDatetime</w:t>
-      </w:r>
-      <w:proofErr w:type="spellEnd"/>
-      <w:r>
-        <w:rPr>
-          <w:iCs/>
-          <w:lang w:val="en-US"/>
-        </w:rPr>
-        <w:t>(</w:t>
-      </w:r>
-      <w:proofErr w:type="gramEnd"/>
-    </w:p>
-    <w:p>
-      <w:pPr>
-        <w:rPr>
-          <w:iCs/>
-          <w:lang w:val="en-US"/>
-        </w:rPr>
-      </w:pPr>
-      <w:r>
-        <w:rPr>
-          <w:iCs/>
-          <w:lang w:val="en-US"/>
-        </w:rPr>
-        <w:t xml:space="preserve">        Sign </w:t>
-      </w:r>
-      <w:proofErr w:type="spellStart"/>
-      <w:r>
-        <w:rPr>
-          <w:iCs/>
-          <w:lang w:val="en-US"/>
-        </w:rPr>
-        <w:t>sign</w:t>
-      </w:r>
-      <w:proofErr w:type="spellEnd"/>
-      <w:r>
-        <w:rPr>
-          <w:iCs/>
-          <w:lang w:val="en-US"/>
-        </w:rPr>
-        <w:t>,</w:t>
-      </w:r>
-    </w:p>
-    <w:p>
-      <w:pPr>
-        <w:rPr>
-          <w:iCs/>
-          <w:lang w:val="en-US"/>
-        </w:rPr>
-      </w:pPr>
-      <w:r>
-        <w:rPr>
-          <w:iCs/>
-          <w:lang w:val="en-US"/>
-        </w:rPr>
-        <w:t xml:space="preserve">        string datetime</w:t>
-      </w:r>
-    </w:p>
-    <w:p>
-      <w:pPr>
-        <w:rPr>
-          <w:iCs/>
-          <w:lang w:val="en-US"/>
-        </w:rPr>
-      </w:pPr>
-      <w:r>
-        <w:rPr>
-          <w:iCs/>
-          <w:lang w:val="en-US"/>
-        </w:rPr>
-        <w:t xml:space="preserve">    )</w:t>
-      </w:r>
-    </w:p>
-    <w:p>
-      <w:pPr>
-        <w:rPr>
-          <w:iCs/>
-          <w:lang w:val="en-US"/>
-        </w:rPr>
-      </w:pPr>
-      <w:r>
-        <w:rPr>
-          <w:iCs/>
-          <w:lang w:val="en-US"/>
-        </w:rPr>
-        <w:t xml:space="preserve">    { }</w:t>
-      </w:r>
-    </w:p>
-    <w:p>
-      <w:pPr>
-        <w:rPr>
-          <w:iCs/>
-          <w:lang w:val="en-US"/>
-        </w:rPr>
-      </w:pPr>
-      <w:r>
-        <w:rPr>
-          <w:iCs/>
-          <w:lang w:val="en-US"/>
-        </w:rPr>
-        <w:t xml:space="preserve">    public bool </w:t>
-      </w:r>
-      <w:proofErr w:type="spellStart"/>
-      <w:proofErr w:type="gramStart"/>
-      <w:r>
-        <w:rPr>
-          <w:iCs/>
-          <w:lang w:val="en-US"/>
-        </w:rPr>
-        <w:t>checkTime</w:t>
-      </w:r>
-      <w:proofErr w:type="spellEnd"/>
-      <w:r>
-        <w:rPr>
-          <w:iCs/>
-          <w:lang w:val="en-US"/>
-        </w:rPr>
-        <w:t>(</w:t>
-      </w:r>
-      <w:proofErr w:type="gramEnd"/>
-    </w:p>
-    <w:p>
-      <w:pPr>
-        <w:rPr>
-          <w:iCs/>
-          <w:lang w:val="en-US"/>
-        </w:rPr>
-      </w:pPr>
-      <w:r>
-        <w:rPr>
-          <w:iCs/>
-          <w:lang w:val="en-US"/>
-        </w:rPr>
-        <w:t xml:space="preserve">        Doctor </w:t>
-      </w:r>
-      <w:proofErr w:type="spellStart"/>
-      <w:r>
-        <w:rPr>
-          <w:iCs/>
-          <w:lang w:val="en-US"/>
-        </w:rPr>
-        <w:t>doctor</w:t>
-      </w:r>
-      <w:proofErr w:type="spellEnd"/>
-      <w:r>
-        <w:rPr>
-          <w:iCs/>
-          <w:lang w:val="en-US"/>
-        </w:rPr>
-        <w:t>,</w:t>
-      </w:r>
-    </w:p>
-    <w:p>
-      <w:pPr>
-        <w:rPr>
-          <w:iCs/>
-          <w:lang w:val="en-US"/>
-        </w:rPr>
-      </w:pPr>
-      <w:r>
-        <w:rPr>
-          <w:iCs/>
-          <w:lang w:val="en-US"/>
-        </w:rPr>
-        <w:t xml:space="preserve">        string datetime</w:t>
-      </w:r>
-    </w:p>
-    <w:p>
-      <w:pPr>
-        <w:rPr>
-          <w:iCs/>
-          <w:lang w:val="en-US"/>
-        </w:rPr>
-      </w:pPr>
-      <w:r>
-        <w:rPr>
-          <w:iCs/>
-          <w:lang w:val="en-US"/>
-        </w:rPr>
-        <w:t xml:space="preserve">    )</w:t>
-      </w:r>
-    </w:p>
-    <w:p>
-      <w:pPr>
-        <w:rPr>
-          <w:iCs/>
-          <w:lang w:val="en-US"/>
-        </w:rPr>
-      </w:pPr>
-      <w:r>
-        <w:rPr>
-          <w:iCs/>
-          <w:lang w:val="en-US"/>
-        </w:rPr>
-        <w:t xml:space="preserve">    {</w:t>
-      </w:r>
-    </w:p>
-    <w:p>
-      <w:pPr>
-        <w:rPr>
-          <w:iCs/>
-          <w:lang w:val="en-US"/>
-        </w:rPr>
-      </w:pPr>
-      <w:r>
-        <w:rPr>
-          <w:iCs/>
-          <w:lang w:val="en-US"/>
-        </w:rPr>
-        <w:t xml:space="preserve">        var schedule = </w:t>
-      </w:r>
-      <w:proofErr w:type="spellStart"/>
-      <w:proofErr w:type="gramStart"/>
-      <w:r>
-        <w:rPr>
-          <w:iCs/>
-          <w:lang w:val="en-US"/>
-        </w:rPr>
-        <w:t>doctor.getSchedule</w:t>
-      </w:r>
-      <w:proofErr w:type="spellEnd"/>
-      <w:proofErr w:type="gramEnd"/>
-      <w:r>
-        <w:rPr>
-          <w:iCs/>
-          <w:lang w:val="en-US"/>
-        </w:rPr>
-        <w:t>();</w:t>
-      </w:r>
-    </w:p>
-    <w:p>
-      <w:pPr>
-        <w:rPr>
-          <w:iCs/>
-          <w:lang w:val="en-US"/>
-        </w:rPr>
-      </w:pPr>
-      <w:r>
-        <w:rPr>
-          <w:iCs/>
-          <w:lang w:val="en-US"/>
-        </w:rPr>
-        <w:t xml:space="preserve">        //</w:t>
-      </w:r>
-      <w:proofErr w:type="gramStart"/>
-      <w:r>
-        <w:rPr>
-          <w:iCs/>
-          <w:lang w:val="en-US"/>
-        </w:rPr>
-        <w:t>return !</w:t>
-      </w:r>
-      <w:proofErr w:type="spellStart"/>
-      <w:r>
-        <w:rPr>
-          <w:iCs/>
-          <w:lang w:val="en-US"/>
-        </w:rPr>
-        <w:t>schedule</w:t>
-      </w:r>
-      <w:proofErr w:type="gramEnd"/>
-      <w:r>
-        <w:rPr>
-          <w:iCs/>
-          <w:lang w:val="en-US"/>
-        </w:rPr>
-        <w:t>.Contains</w:t>
-      </w:r>
-      <w:proofErr w:type="spellEnd"/>
-      <w:r>
-        <w:rPr>
-          <w:iCs/>
-          <w:lang w:val="en-US"/>
-        </w:rPr>
-        <w:t>(datetime);</w:t>
-      </w:r>
-    </w:p>
-    <w:p>
-      <w:pPr>
-        <w:rPr>
-          <w:iCs/>
-          <w:lang w:val="en-US"/>
-        </w:rPr>
-      </w:pPr>
-      <w:r>
-        <w:rPr>
-          <w:iCs/>
-          <w:lang w:val="en-US"/>
-        </w:rPr>
-        <w:t xml:space="preserve">        var </w:t>
-      </w:r>
-      <w:proofErr w:type="spellStart"/>
-      <w:r>
-        <w:rPr>
-          <w:iCs/>
-          <w:lang w:val="en-US"/>
-        </w:rPr>
-        <w:t>dtAvailable</w:t>
-      </w:r>
-      <w:proofErr w:type="spellEnd"/>
-      <w:r>
-        <w:rPr>
-          <w:iCs/>
-          <w:lang w:val="en-US"/>
-        </w:rPr>
-        <w:t xml:space="preserve"> = false;</w:t>
-      </w:r>
-    </w:p>
-    <w:p>
-      <w:pPr>
-        <w:rPr>
-          <w:iCs/>
-          <w:lang w:val="en-US"/>
-        </w:rPr>
-      </w:pPr>
-      <w:r>
-        <w:rPr>
-          <w:iCs/>
-          <w:lang w:val="en-US"/>
-        </w:rPr>
-        <w:lastRenderedPageBreak/>
-        <w:t xml:space="preserve">        foreach (var dt in schedule)</w:t>
-      </w:r>
-    </w:p>
-    <w:p>
-      <w:pPr>
-        <w:rPr>
-          <w:iCs/>
-          <w:lang w:val="en-US"/>
-        </w:rPr>
-      </w:pPr>
-      <w:r>
-        <w:rPr>
-          <w:iCs/>
-          <w:lang w:val="en-US"/>
-        </w:rPr>
-        <w:t xml:space="preserve">        {</w:t>
-      </w:r>
-    </w:p>
-    <w:p>
-      <w:pPr>
-        <w:rPr>
-          <w:iCs/>
-          <w:lang w:val="en-US"/>
-        </w:rPr>
-      </w:pPr>
-      <w:r>
-        <w:rPr>
-          <w:iCs/>
-          <w:lang w:val="en-US"/>
-        </w:rPr>
-        <w:t xml:space="preserve">            if (dt == datetime)</w:t>
-      </w:r>
-    </w:p>
-    <w:p>
-      <w:pPr>
-        <w:rPr>
-          <w:iCs/>
-          <w:lang w:val="en-US"/>
-        </w:rPr>
-      </w:pPr>
-      <w:r>
-        <w:rPr>
-          <w:iCs/>
-          <w:lang w:val="en-US"/>
-        </w:rPr>
-        <w:t xml:space="preserve">            {</w:t>
-      </w:r>
-    </w:p>
-    <w:p>
-      <w:pPr>
-        <w:rPr>
-          <w:iCs/>
-          <w:lang w:val="en-US"/>
-        </w:rPr>
-      </w:pPr>
-      <w:r>
-        <w:rPr>
-          <w:iCs/>
-          <w:lang w:val="en-US"/>
-        </w:rPr>
-        <w:t xml:space="preserve">                </w:t>
-      </w:r>
-      <w:proofErr w:type="spellStart"/>
-      <w:r>
-        <w:rPr>
-          <w:iCs/>
-          <w:lang w:val="en-US"/>
-        </w:rPr>
-        <w:t>dtAvailable</w:t>
-      </w:r>
-      <w:proofErr w:type="spellEnd"/>
-      <w:r>
-        <w:rPr>
-          <w:iCs/>
-          <w:lang w:val="en-US"/>
-        </w:rPr>
-        <w:t xml:space="preserve"> = true;</w:t>
-      </w:r>
-    </w:p>
-    <w:p>
-      <w:pPr>
-        <w:rPr>
-          <w:iCs/>
-          <w:lang w:val="en-US"/>
-        </w:rPr>
-      </w:pPr>
-      <w:r>
-        <w:rPr>
-          <w:iCs/>
-          <w:lang w:val="en-US"/>
-        </w:rPr>
-        <w:t xml:space="preserve">                </w:t>
-      </w:r>
-      <w:r>
-        <w:rPr>
-          <w:iCs/>
-          <w:lang w:val="en-US"/>
-        </w:rPr>
-        <w:t>break;</w:t>
-      </w:r>
-    </w:p>
-    <w:p>
-      <w:pPr>
-        <w:rPr>
-          <w:iCs/>
-          <w:lang w:val="ru-RU"/>
-        </w:rPr>
-      </w:pPr>
-      <w:r>
-        <w:rPr>
-          <w:iCs/>
-          <w:lang w:val="en-US"/>
-        </w:rPr>
-        <w:t xml:space="preserve">            </w:t>
-      </w:r>
-      <w:r>
-        <w:rPr>
-          <w:iCs/>
-          <w:lang w:val="ru-RU"/>
-        </w:rPr>
-        <w:t>}</w:t>
-      </w:r>
-    </w:p>
-    <w:p>
-      <w:pPr>
-        <w:rPr>
-          <w:iCs/>
-          <w:lang w:val="ru-RU"/>
-        </w:rPr>
-      </w:pPr>
-      <w:r>
-        <w:rPr>
-          <w:iCs/>
-          <w:lang w:val="ru-RU"/>
-        </w:rPr>
-        <w:t xml:space="preserve">        }</w:t>
-      </w:r>
-    </w:p>
-    <w:p>
-      <w:pPr>
-        <w:rPr>
-          <w:iCs/>
-          <w:lang w:val="ru-RU"/>
-        </w:rPr>
-      </w:pPr>
-      <w:r>
-        <w:rPr>
-          <w:iCs/>
-          <w:lang w:val="ru-RU"/>
-        </w:rPr>
-        <w:t xml:space="preserve">        </w:t>
-      </w:r>
-      <w:proofErr w:type="spellStart"/>
-      <w:r>
-        <w:rPr>
-          <w:iCs/>
-          <w:lang w:val="ru-RU"/>
-        </w:rPr>
-        <w:t>return</w:t>
-      </w:r>
-      <w:proofErr w:type="spellEnd"/>
-      <w:r>
-        <w:rPr>
-          <w:iCs/>
-          <w:lang w:val="ru-RU"/>
-        </w:rPr>
-        <w:t xml:space="preserve"> </w:t>
-      </w:r>
-      <w:proofErr w:type="spellStart"/>
-      <w:r>
-        <w:rPr>
-          <w:iCs/>
-          <w:lang w:val="ru-RU"/>
-        </w:rPr>
-        <w:t>dtAvailable</w:t>
-      </w:r>
-      <w:proofErr w:type="spellEnd"/>
-      <w:r>
-        <w:rPr>
-          <w:iCs/>
-          <w:lang w:val="ru-RU"/>
-        </w:rPr>
-        <w:t>;</w:t>
-      </w:r>
-    </w:p>
-    <w:p>
-      <w:pPr>
-        <w:rPr>
-          <w:iCs/>
-          <w:lang w:val="ru-RU"/>
-        </w:rPr>
-      </w:pPr>
-      <w:r>
-        <w:rPr>
-          <w:iCs/>
-          <w:lang w:val="ru-RU"/>
-        </w:rPr>
-        <w:t xml:space="preserve">    }</w:t>
-      </w:r>
-    </w:p>
-    <w:p>
-      <w:pPr>
-        <w:rPr>
-          <w:iCs/>
-          <w:lang w:val="ru-RU"/>
-        </w:rPr>
-      </w:pPr>
-      <w:r>
-        <w:rPr>
-          <w:iCs/>
-          <w:lang w:val="ru-RU"/>
-        </w:rPr>
-        <w:t>}</w:t>
-      </w:r>
-    </w:p>
-    <w:p>
-      <w:pPr>
-        <w:rPr>
-          <w:color w:val="666666"/>
-          <w:sz w:val="24"/>
-          <w:szCs w:val="24"/>
-          <w:lang w:val="en-US"/>
-        </w:rPr>
-      </w:pPr>
     </w:p>
     <w:sectPr>
       <w:pgSz w:w="11909" w:h="16834"/>

--- a/ООАП2.docx
+++ b/ООАП2.docx
@@ -1143,15 +1143,15 @@
           <w:noProof/>
         </w:rPr>
         <w:drawing>
-          <wp:anchor distT="0" distB="0" distL="114300" distR="114300" simplePos="0" relativeHeight="251658240" behindDoc="0" locked="0" layoutInCell="1" allowOverlap="1" wp14:anchorId="7661D0B2" wp14:editId="33B03DD3">
+          <wp:anchor distT="0" distB="0" distL="114300" distR="114300" simplePos="0" relativeHeight="251658240" behindDoc="0" locked="0" layoutInCell="1" allowOverlap="1" wp14:anchorId="7661D0B2" wp14:editId="2587F21B">
             <wp:simplePos x="0" y="0"/>
             <wp:positionH relativeFrom="page">
-              <wp:align>right</wp:align>
+              <wp:posOffset>878840</wp:posOffset>
             </wp:positionH>
             <wp:positionV relativeFrom="paragraph">
-              <wp:posOffset>369570</wp:posOffset>
+              <wp:posOffset>366395</wp:posOffset>
             </wp:positionV>
-            <wp:extent cx="7147560" cy="4411980"/>
+            <wp:extent cx="6211570" cy="4411980"/>
             <wp:effectExtent l="0" t="0" r="0" b="7620"/>
             <wp:wrapTopAndBottom/>
             <wp:docPr id="1833548602" name="Рисунок 1"/>
@@ -1162,7 +1162,7 @@
               <a:graphicData uri="http://schemas.openxmlformats.org/drawingml/2006/picture">
                 <pic:pic xmlns:pic="http://schemas.openxmlformats.org/drawingml/2006/picture">
                   <pic:nvPicPr>
-                    <pic:cNvPr id="1833548602" name=""/>
+                    <pic:cNvPr id="1833548602" name="Рисунок 1"/>
                     <pic:cNvPicPr/>
                   </pic:nvPicPr>
                   <pic:blipFill>
@@ -1180,7 +1180,7 @@
                   <pic:spPr>
                     <a:xfrm>
                       <a:off x="0" y="0"/>
-                      <a:ext cx="7147560" cy="4411980"/>
+                      <a:ext cx="6211570" cy="4411980"/>
                     </a:xfrm>
                     <a:prstGeom prst="rect">
                       <a:avLst/>

--- a/ООАП2.docx
+++ b/ООАП2.docx
@@ -1143,16 +1143,16 @@
           <w:noProof/>
         </w:rPr>
         <w:drawing>
-          <wp:anchor distT="0" distB="0" distL="114300" distR="114300" simplePos="0" relativeHeight="251658240" behindDoc="0" locked="0" layoutInCell="1" allowOverlap="1" wp14:anchorId="7661D0B2" wp14:editId="2587F21B">
+          <wp:anchor distT="0" distB="0" distL="114300" distR="114300" simplePos="0" relativeHeight="251658240" behindDoc="0" locked="0" layoutInCell="1" allowOverlap="1" wp14:anchorId="7661D0B2" wp14:editId="791BA2DC">
             <wp:simplePos x="0" y="0"/>
             <wp:positionH relativeFrom="page">
-              <wp:posOffset>878840</wp:posOffset>
+              <wp:posOffset>775810</wp:posOffset>
             </wp:positionH>
             <wp:positionV relativeFrom="paragraph">
-              <wp:posOffset>366395</wp:posOffset>
+              <wp:posOffset>217170</wp:posOffset>
             </wp:positionV>
-            <wp:extent cx="6211570" cy="4411980"/>
-            <wp:effectExtent l="0" t="0" r="0" b="7620"/>
+            <wp:extent cx="6204745" cy="4564380"/>
+            <wp:effectExtent l="0" t="0" r="5715" b="7620"/>
             <wp:wrapTopAndBottom/>
             <wp:docPr id="1833548602" name="Рисунок 1"/>
             <wp:cNvGraphicFramePr>
@@ -1180,7 +1180,7 @@
                   <pic:spPr>
                     <a:xfrm>
                       <a:off x="0" y="0"/>
-                      <a:ext cx="6211570" cy="4411980"/>
+                      <a:ext cx="6207232" cy="4566210"/>
                     </a:xfrm>
                     <a:prstGeom prst="rect">
                       <a:avLst/>

--- a/ООАП2.docx
+++ b/ООАП2.docx
@@ -82,6 +82,39 @@
           <w:highlight w:val="white"/>
           <w:lang w:val="en-US"/>
         </w:rPr>
+        <w:t>API</w:t>
+      </w:r>
+      <w:r>
+        <w:rPr>
+          <w:rFonts w:eastAsia="Inter"/>
+          <w:color w:val="0F1115"/>
+          <w:sz w:val="24"/>
+          <w:szCs w:val="24"/>
+          <w:highlight w:val="white"/>
+          <w:lang w:val="ru-RU"/>
+        </w:rPr>
+        <w:t xml:space="preserve"> </w:t>
+      </w:r>
+      <w:r>
+        <w:rPr>
+          <w:rFonts w:eastAsia="Inter"/>
+          <w:color w:val="0F1115"/>
+          <w:sz w:val="24"/>
+          <w:szCs w:val="24"/>
+          <w:highlight w:val="white"/>
+          <w:lang w:val="ru-RU"/>
+        </w:rPr>
+        <w:t xml:space="preserve">взаимодействует с нашей системой с через внешние (Госуслуги), </w:t>
+      </w:r>
+      <w:r>
+        <w:rPr>
+          <w:rFonts w:eastAsia="Inter"/>
+          <w:color w:val="0F1115"/>
+          <w:sz w:val="24"/>
+          <w:szCs w:val="24"/>
+          <w:highlight w:val="white"/>
+          <w:lang w:val="en-US"/>
+        </w:rPr>
         <w:t>Controller</w:t>
       </w:r>
       <w:r>
@@ -1125,11 +1158,6 @@
       </w:r>
     </w:p>
     <w:p/>
-    <w:p>
-      <w:pPr>
-        <w:ind w:left="720"/>
-      </w:pPr>
-    </w:p>
     <w:p>
       <w:pPr>
         <w:jc w:val="center"/>

--- a/ООАП2.docx
+++ b/ООАП2.docx
@@ -1171,16 +1171,16 @@
           <w:noProof/>
         </w:rPr>
         <w:drawing>
-          <wp:anchor distT="0" distB="0" distL="114300" distR="114300" simplePos="0" relativeHeight="251658240" behindDoc="0" locked="0" layoutInCell="1" allowOverlap="1" wp14:anchorId="7661D0B2" wp14:editId="791BA2DC">
+          <wp:anchor distT="0" distB="0" distL="114300" distR="114300" simplePos="0" relativeHeight="251658240" behindDoc="0" locked="0" layoutInCell="1" allowOverlap="1" wp14:anchorId="7661D0B2" wp14:editId="31BECDEE">
             <wp:simplePos x="0" y="0"/>
             <wp:positionH relativeFrom="page">
-              <wp:posOffset>775810</wp:posOffset>
+              <wp:posOffset>777240</wp:posOffset>
             </wp:positionH>
             <wp:positionV relativeFrom="paragraph">
-              <wp:posOffset>217170</wp:posOffset>
+              <wp:posOffset>716280</wp:posOffset>
             </wp:positionV>
-            <wp:extent cx="6204745" cy="4564380"/>
-            <wp:effectExtent l="0" t="0" r="5715" b="7620"/>
+            <wp:extent cx="6207125" cy="3542665"/>
+            <wp:effectExtent l="0" t="0" r="3175" b="635"/>
             <wp:wrapTopAndBottom/>
             <wp:docPr id="1833548602" name="Рисунок 1"/>
             <wp:cNvGraphicFramePr>
@@ -1208,7 +1208,7 @@
                   <pic:spPr>
                     <a:xfrm>
                       <a:off x="0" y="0"/>
-                      <a:ext cx="6207232" cy="4566210"/>
+                      <a:ext cx="6207125" cy="3542665"/>
                     </a:xfrm>
                     <a:prstGeom prst="rect">
                       <a:avLst/>
@@ -1246,7 +1246,6 @@
       <w:bookmarkStart w:id="3" w:name="_heading=h.458olgiyjgdc" w:colFirst="0" w:colLast="0"/>
       <w:bookmarkEnd w:id="3"/>
       <w:r>
-        <w:lastRenderedPageBreak/>
         <w:t>Диаграммы последовательностей</w:t>
       </w:r>
     </w:p>
@@ -1293,7 +1292,17 @@
           <w:szCs w:val="24"/>
           <w:lang w:val="ru-RU"/>
         </w:rPr>
-        <w:t xml:space="preserve"> по очереди проверяет срок действия лицензии (</w:t>
+        <w:t xml:space="preserve"> по очереди проверяет срок действия лицензии </w:t>
+      </w:r>
+      <w:r>
+        <w:rPr>
+          <w:iCs/>
+          <w:sz w:val="24"/>
+          <w:szCs w:val="24"/>
+          <w:lang w:val="ru-RU"/>
+        </w:rPr>
+        <w:lastRenderedPageBreak/>
+        <w:t>(</w:t>
       </w:r>
       <w:proofErr w:type="spellStart"/>
       <w:r>

--- a/ООАП2.docx
+++ b/ООАП2.docx
@@ -71,8 +71,9 @@
           <w:highlight w:val="white"/>
           <w:lang w:val="ru-RU"/>
         </w:rPr>
-        <w:t xml:space="preserve">управляющий класс </w:t>
-      </w:r>
+        <w:t xml:space="preserve">абстрактный класс </w:t>
+      </w:r>
+      <w:proofErr w:type="spellStart"/>
       <w:r>
         <w:rPr>
           <w:rFonts w:eastAsia="Inter"/>
@@ -82,8 +83,44 @@
           <w:highlight w:val="white"/>
           <w:lang w:val="en-US"/>
         </w:rPr>
-        <w:t>API</w:t>
-      </w:r>
+        <w:t>BaseDoctor</w:t>
+      </w:r>
+      <w:proofErr w:type="spellEnd"/>
+      <w:r>
+        <w:rPr>
+          <w:rFonts w:eastAsia="Inter"/>
+          <w:color w:val="0F1115"/>
+          <w:sz w:val="24"/>
+          <w:szCs w:val="24"/>
+          <w:highlight w:val="white"/>
+          <w:lang w:val="ru-RU"/>
+        </w:rPr>
+        <w:t xml:space="preserve">, </w:t>
+      </w:r>
+      <w:r>
+        <w:rPr>
+          <w:rFonts w:eastAsia="Inter"/>
+          <w:color w:val="0F1115"/>
+          <w:sz w:val="24"/>
+          <w:szCs w:val="24"/>
+          <w:highlight w:val="white"/>
+          <w:lang w:val="ru-RU"/>
+        </w:rPr>
+        <w:t xml:space="preserve">от него наследуются </w:t>
+      </w:r>
+      <w:proofErr w:type="spellStart"/>
+      <w:r>
+        <w:rPr>
+          <w:rFonts w:eastAsia="Inter"/>
+          <w:color w:val="0F1115"/>
+          <w:sz w:val="24"/>
+          <w:szCs w:val="24"/>
+          <w:highlight w:val="white"/>
+          <w:lang w:val="en-US"/>
+        </w:rPr>
+        <w:t>RegulaerDoctor</w:t>
+      </w:r>
+      <w:proofErr w:type="spellEnd"/>
       <w:r>
         <w:rPr>
           <w:rFonts w:eastAsia="Inter"/>
@@ -104,8 +141,9 @@
           <w:highlight w:val="white"/>
           <w:lang w:val="ru-RU"/>
         </w:rPr>
-        <w:t xml:space="preserve">взаимодействует с нашей системой с через внешние (Госуслуги), </w:t>
-      </w:r>
+        <w:t xml:space="preserve">и </w:t>
+      </w:r>
+      <w:proofErr w:type="spellStart"/>
       <w:r>
         <w:rPr>
           <w:rFonts w:eastAsia="Inter"/>
@@ -115,6 +153,40 @@
           <w:highlight w:val="white"/>
           <w:lang w:val="en-US"/>
         </w:rPr>
+        <w:t>InvitedDoctor</w:t>
+      </w:r>
+      <w:proofErr w:type="spellEnd"/>
+      <w:r>
+        <w:rPr>
+          <w:rFonts w:eastAsia="Inter"/>
+          <w:color w:val="0F1115"/>
+          <w:sz w:val="24"/>
+          <w:szCs w:val="24"/>
+          <w:highlight w:val="white"/>
+          <w:lang w:val="ru-RU"/>
+        </w:rPr>
+        <w:t>, уп</w:t>
+      </w:r>
+      <w:r>
+        <w:rPr>
+          <w:rFonts w:eastAsia="Inter"/>
+          <w:color w:val="0F1115"/>
+          <w:sz w:val="24"/>
+          <w:szCs w:val="24"/>
+          <w:highlight w:val="white"/>
+          <w:lang w:val="ru-RU"/>
+        </w:rPr>
+        <w:t xml:space="preserve">равляющий </w:t>
+      </w:r>
+      <w:r>
+        <w:rPr>
+          <w:rFonts w:eastAsia="Inter"/>
+          <w:color w:val="0F1115"/>
+          <w:sz w:val="24"/>
+          <w:szCs w:val="24"/>
+          <w:highlight w:val="white"/>
+          <w:lang w:val="en-US"/>
+        </w:rPr>
         <w:t>Controller</w:t>
       </w:r>
       <w:r>
@@ -203,7 +275,6 @@
         </w:rPr>
         <w:t xml:space="preserve">), </w:t>
       </w:r>
-      <w:proofErr w:type="gramStart"/>
       <w:r>
         <w:rPr>
           <w:rFonts w:eastAsia="Inter"/>
@@ -225,7 +296,6 @@
         </w:rPr>
         <w:t>(</w:t>
       </w:r>
-      <w:proofErr w:type="gramEnd"/>
       <w:r>
         <w:rPr>
           <w:rFonts w:eastAsia="Inter"/>
@@ -521,94 +591,6 @@
           <w:lang w:val="ru-RU"/>
         </w:rPr>
         <w:t>)</w:t>
-      </w:r>
-      <w:r>
-        <w:rPr>
-          <w:rFonts w:eastAsia="Inter"/>
-          <w:color w:val="0F1115"/>
-          <w:sz w:val="24"/>
-          <w:szCs w:val="24"/>
-          <w:highlight w:val="white"/>
-          <w:lang w:val="ru-RU"/>
-        </w:rPr>
-        <w:t xml:space="preserve"> </w:t>
-      </w:r>
-      <w:r>
-        <w:rPr>
-          <w:rFonts w:eastAsia="Inter"/>
-          <w:color w:val="0F1115"/>
-          <w:sz w:val="24"/>
-          <w:szCs w:val="24"/>
-          <w:highlight w:val="white"/>
-        </w:rPr>
-        <w:t>а также интерфейс</w:t>
-      </w:r>
-      <w:r>
-        <w:rPr>
-          <w:rFonts w:eastAsia="Inter"/>
-          <w:color w:val="0F1115"/>
-          <w:sz w:val="24"/>
-          <w:szCs w:val="24"/>
-          <w:highlight w:val="white"/>
-          <w:lang w:val="ru-RU"/>
-        </w:rPr>
-        <w:t xml:space="preserve"> </w:t>
-      </w:r>
-      <w:r>
-        <w:rPr>
-          <w:rFonts w:eastAsia="Inter"/>
-          <w:color w:val="0F1115"/>
-          <w:sz w:val="24"/>
-          <w:szCs w:val="24"/>
-          <w:highlight w:val="white"/>
-          <w:lang w:val="en-US"/>
-        </w:rPr>
-        <w:t>I</w:t>
-      </w:r>
-      <w:r>
-        <w:rPr>
-          <w:rFonts w:eastAsia="Inter"/>
-          <w:color w:val="0F1115"/>
-          <w:sz w:val="24"/>
-          <w:szCs w:val="24"/>
-          <w:highlight w:val="white"/>
-          <w:lang w:val="ru-RU"/>
-        </w:rPr>
-        <w:t>С</w:t>
-      </w:r>
-      <w:proofErr w:type="spellStart"/>
-      <w:r>
-        <w:rPr>
-          <w:rFonts w:eastAsia="Inter"/>
-          <w:color w:val="0F1115"/>
-          <w:sz w:val="24"/>
-          <w:szCs w:val="24"/>
-          <w:highlight w:val="white"/>
-          <w:lang w:val="en-US"/>
-        </w:rPr>
-        <w:t>ontroler</w:t>
-      </w:r>
-      <w:proofErr w:type="spellEnd"/>
-      <w:r>
-        <w:rPr>
-          <w:rFonts w:eastAsia="Inter"/>
-          <w:color w:val="0F1115"/>
-          <w:sz w:val="24"/>
-          <w:szCs w:val="24"/>
-          <w:highlight w:val="white"/>
-        </w:rPr>
-        <w:t>, который</w:t>
-      </w:r>
-      <w:r>
-        <w:rPr>
-          <w:rFonts w:eastAsia="Inter"/>
-          <w:color w:val="0F1115"/>
-          <w:sz w:val="24"/>
-          <w:szCs w:val="24"/>
-          <w:highlight w:val="white"/>
-          <w:lang w:val="ru-RU"/>
-        </w:rPr>
-        <w:t xml:space="preserve"> отвечает за формирование записи</w:t>
       </w:r>
       <w:r>
         <w:rPr>
@@ -1168,19 +1150,38 @@
       </w:pPr>
       <w:r>
         <w:rPr>
+          <w:i/>
+        </w:rPr>
+        <w:t>Рисунок 1 - Диаграмма классов</w:t>
+      </w:r>
+      <w:bookmarkStart w:id="2" w:name="_heading=h.robraa6tbrxc" w:colFirst="0" w:colLast="0"/>
+      <w:bookmarkEnd w:id="2"/>
+    </w:p>
+    <w:p>
+      <w:pPr>
+        <w:pStyle w:val="3"/>
+        <w:numPr>
+          <w:ilvl w:val="0"/>
+          <w:numId w:val="1"/>
+        </w:numPr>
+      </w:pPr>
+      <w:bookmarkStart w:id="3" w:name="_heading=h.458olgiyjgdc" w:colFirst="0" w:colLast="0"/>
+      <w:bookmarkEnd w:id="3"/>
+      <w:r>
+        <w:rPr>
           <w:noProof/>
         </w:rPr>
         <w:drawing>
-          <wp:anchor distT="0" distB="0" distL="114300" distR="114300" simplePos="0" relativeHeight="251658240" behindDoc="0" locked="0" layoutInCell="1" allowOverlap="1" wp14:anchorId="7661D0B2" wp14:editId="31BECDEE">
+          <wp:anchor distT="0" distB="0" distL="114300" distR="114300" simplePos="0" relativeHeight="251658240" behindDoc="0" locked="0" layoutInCell="1" allowOverlap="1" wp14:anchorId="7661D0B2" wp14:editId="72874CA1">
             <wp:simplePos x="0" y="0"/>
             <wp:positionH relativeFrom="page">
               <wp:posOffset>777240</wp:posOffset>
             </wp:positionH>
             <wp:positionV relativeFrom="paragraph">
-              <wp:posOffset>716280</wp:posOffset>
+              <wp:posOffset>629920</wp:posOffset>
             </wp:positionV>
-            <wp:extent cx="6207125" cy="3542665"/>
-            <wp:effectExtent l="0" t="0" r="3175" b="635"/>
+            <wp:extent cx="6207125" cy="3343910"/>
+            <wp:effectExtent l="0" t="0" r="3175" b="8890"/>
             <wp:wrapTopAndBottom/>
             <wp:docPr id="1833548602" name="Рисунок 1"/>
             <wp:cNvGraphicFramePr>
@@ -1208,7 +1209,7 @@
                   <pic:spPr>
                     <a:xfrm>
                       <a:off x="0" y="0"/>
-                      <a:ext cx="6207125" cy="3542665"/>
+                      <a:ext cx="6207125" cy="3343910"/>
                     </a:xfrm>
                     <a:prstGeom prst="rect">
                       <a:avLst/>
@@ -1227,37 +1228,18 @@
         </w:drawing>
       </w:r>
       <w:r>
-        <w:rPr>
-          <w:i/>
-        </w:rPr>
-        <w:t>Рисунок 1 - Диаграмма классов</w:t>
-      </w:r>
-      <w:bookmarkStart w:id="2" w:name="_heading=h.robraa6tbrxc" w:colFirst="0" w:colLast="0"/>
-      <w:bookmarkEnd w:id="2"/>
+        <w:t>Диаграммы последовательностей</w:t>
+      </w:r>
     </w:p>
     <w:p>
       <w:pPr>
-        <w:pStyle w:val="3"/>
-        <w:numPr>
-          <w:ilvl w:val="0"/>
-          <w:numId w:val="1"/>
-        </w:numPr>
+        <w:rPr>
+          <w:i/>
+          <w:sz w:val="24"/>
+          <w:szCs w:val="24"/>
+          <w:lang w:val="ru-RU"/>
+        </w:rPr>
       </w:pPr>
-      <w:bookmarkStart w:id="3" w:name="_heading=h.458olgiyjgdc" w:colFirst="0" w:colLast="0"/>
-      <w:bookmarkEnd w:id="3"/>
-      <w:r>
-        <w:t>Диаграммы последовательностей</w:t>
-      </w:r>
-    </w:p>
-    <w:p>
-      <w:pPr>
-        <w:rPr>
-          <w:i/>
-          <w:sz w:val="24"/>
-          <w:szCs w:val="24"/>
-          <w:lang w:val="ru-RU"/>
-        </w:rPr>
-      </w:pPr>
       <w:r>
         <w:rPr>
           <w:iCs/>
@@ -1292,7 +1274,47 @@
           <w:szCs w:val="24"/>
           <w:lang w:val="ru-RU"/>
         </w:rPr>
-        <w:t xml:space="preserve"> по очереди проверяет срок действия лицензии </w:t>
+        <w:t xml:space="preserve"> по очереди проверяет срок действия лицензии (</w:t>
+      </w:r>
+      <w:proofErr w:type="spellStart"/>
+      <w:r>
+        <w:rPr>
+          <w:color w:val="000000"/>
+          <w:sz w:val="24"/>
+          <w:szCs w:val="24"/>
+          <w:shd w:val="clear" w:color="auto" w:fill="FFFFFF"/>
+        </w:rPr>
+        <w:t>license</w:t>
+      </w:r>
+      <w:proofErr w:type="spellEnd"/>
+      <w:r>
+        <w:rPr>
+          <w:color w:val="000000"/>
+          <w:sz w:val="24"/>
+          <w:szCs w:val="24"/>
+          <w:shd w:val="clear" w:color="auto" w:fill="FFFFFF"/>
+        </w:rPr>
+        <w:t>=</w:t>
+      </w:r>
+      <w:proofErr w:type="spellStart"/>
+      <w:r>
+        <w:rPr>
+          <w:color w:val="000000"/>
+          <w:sz w:val="24"/>
+          <w:szCs w:val="24"/>
+          <w:shd w:val="clear" w:color="auto" w:fill="FFFFFF"/>
+        </w:rPr>
+        <w:t>checkLicense</w:t>
+      </w:r>
+      <w:proofErr w:type="spellEnd"/>
+      <w:r>
+        <w:rPr>
+          <w:color w:val="000000"/>
+          <w:sz w:val="24"/>
+          <w:szCs w:val="24"/>
+          <w:shd w:val="clear" w:color="auto" w:fill="FFFFFF"/>
+        </w:rPr>
+        <w:t>()</w:t>
       </w:r>
       <w:r>
         <w:rPr>
@@ -1301,188 +1323,135 @@
           <w:szCs w:val="24"/>
           <w:lang w:val="ru-RU"/>
         </w:rPr>
+        <w:t>), может ли этот врач оказать услугу (</w:t>
+      </w:r>
+      <w:proofErr w:type="spellStart"/>
+      <w:r>
+        <w:rPr>
+          <w:color w:val="000000"/>
+          <w:sz w:val="24"/>
+          <w:szCs w:val="24"/>
+          <w:shd w:val="clear" w:color="auto" w:fill="FFFFFF"/>
+        </w:rPr>
+        <w:t>serviceAvaileble</w:t>
+      </w:r>
+      <w:proofErr w:type="spellEnd"/>
+      <w:r>
+        <w:rPr>
+          <w:color w:val="000000"/>
+          <w:sz w:val="24"/>
+          <w:szCs w:val="24"/>
+          <w:shd w:val="clear" w:color="auto" w:fill="FFFFFF"/>
+        </w:rPr>
+        <w:t>=</w:t>
+      </w:r>
+      <w:proofErr w:type="spellStart"/>
+      <w:r>
+        <w:rPr>
+          <w:color w:val="000000"/>
+          <w:sz w:val="24"/>
+          <w:szCs w:val="24"/>
+          <w:shd w:val="clear" w:color="auto" w:fill="FFFFFF"/>
+        </w:rPr>
+        <w:t>checkService</w:t>
+      </w:r>
+      <w:proofErr w:type="spellEnd"/>
+      <w:r>
+        <w:rPr>
+          <w:color w:val="000000"/>
+          <w:sz w:val="24"/>
+          <w:szCs w:val="24"/>
+          <w:shd w:val="clear" w:color="auto" w:fill="FFFFFF"/>
+        </w:rPr>
+        <w:t>(</w:t>
+      </w:r>
+      <w:proofErr w:type="spellStart"/>
+      <w:r>
+        <w:rPr>
+          <w:color w:val="000000"/>
+          <w:sz w:val="24"/>
+          <w:szCs w:val="24"/>
+          <w:shd w:val="clear" w:color="auto" w:fill="FFFFFF"/>
+        </w:rPr>
+        <w:t>serivce</w:t>
+      </w:r>
+      <w:proofErr w:type="spellEnd"/>
+      <w:r>
+        <w:rPr>
+          <w:color w:val="000000"/>
+          <w:sz w:val="24"/>
+          <w:szCs w:val="24"/>
+          <w:shd w:val="clear" w:color="auto" w:fill="FFFFFF"/>
+        </w:rPr>
+        <w:t>)</w:t>
+      </w:r>
+      <w:r>
+        <w:rPr>
+          <w:iCs/>
+          <w:sz w:val="24"/>
+          <w:szCs w:val="24"/>
+          <w:lang w:val="ru-RU"/>
+        </w:rPr>
+        <w:t>). Если оба условия выполнены,</w:t>
+      </w:r>
+      <w:r>
+        <w:rPr>
+          <w:iCs/>
+          <w:sz w:val="24"/>
+          <w:szCs w:val="24"/>
+          <w:lang w:val="ru-RU"/>
+        </w:rPr>
+        <w:t xml:space="preserve"> </w:t>
+      </w:r>
+      <w:r>
+        <w:rPr>
+          <w:iCs/>
+          <w:sz w:val="24"/>
+          <w:szCs w:val="24"/>
+          <w:lang w:val="en-US"/>
+        </w:rPr>
+        <w:t>Controller</w:t>
+      </w:r>
+      <w:r>
+        <w:rPr>
+          <w:iCs/>
+          <w:sz w:val="24"/>
+          <w:szCs w:val="24"/>
+          <w:lang w:val="ru-RU"/>
+        </w:rPr>
+        <w:t xml:space="preserve"> </w:t>
+      </w:r>
+      <w:r>
+        <w:rPr>
+          <w:iCs/>
+          <w:sz w:val="24"/>
+          <w:szCs w:val="24"/>
+          <w:lang w:val="ru-RU"/>
+        </w:rPr>
         <w:lastRenderedPageBreak/>
+        <w:t>проверяет доступное у врача время (</w:t>
+      </w:r>
+      <w:proofErr w:type="spellStart"/>
+      <w:r>
+        <w:rPr>
+          <w:color w:val="000000"/>
+          <w:sz w:val="24"/>
+          <w:szCs w:val="24"/>
+          <w:shd w:val="clear" w:color="auto" w:fill="FFFFFF"/>
+        </w:rPr>
+        <w:t>checkTime</w:t>
+      </w:r>
+      <w:proofErr w:type="spellEnd"/>
+      <w:r>
+        <w:rPr>
+          <w:color w:val="000000"/>
+          <w:sz w:val="24"/>
+          <w:szCs w:val="24"/>
+          <w:shd w:val="clear" w:color="auto" w:fill="FFFFFF"/>
+        </w:rPr>
         <w:t>(</w:t>
       </w:r>
       <w:proofErr w:type="spellStart"/>
-      <w:r>
-        <w:rPr>
-          <w:color w:val="000000"/>
-          <w:sz w:val="24"/>
-          <w:szCs w:val="24"/>
-          <w:shd w:val="clear" w:color="auto" w:fill="FFFFFF"/>
-        </w:rPr>
-        <w:t>license</w:t>
-      </w:r>
-      <w:proofErr w:type="spellEnd"/>
-      <w:r>
-        <w:rPr>
-          <w:color w:val="000000"/>
-          <w:sz w:val="24"/>
-          <w:szCs w:val="24"/>
-          <w:shd w:val="clear" w:color="auto" w:fill="FFFFFF"/>
-        </w:rPr>
-        <w:t>=</w:t>
-      </w:r>
-      <w:proofErr w:type="spellStart"/>
-      <w:proofErr w:type="gramStart"/>
-      <w:r>
-        <w:rPr>
-          <w:color w:val="000000"/>
-          <w:sz w:val="24"/>
-          <w:szCs w:val="24"/>
-          <w:shd w:val="clear" w:color="auto" w:fill="FFFFFF"/>
-        </w:rPr>
-        <w:t>checkLicense</w:t>
-      </w:r>
-      <w:proofErr w:type="spellEnd"/>
-      <w:r>
-        <w:rPr>
-          <w:color w:val="000000"/>
-          <w:sz w:val="24"/>
-          <w:szCs w:val="24"/>
-          <w:shd w:val="clear" w:color="auto" w:fill="FFFFFF"/>
-        </w:rPr>
-        <w:t>(</w:t>
-      </w:r>
-      <w:proofErr w:type="gramEnd"/>
-      <w:r>
-        <w:rPr>
-          <w:color w:val="000000"/>
-          <w:sz w:val="24"/>
-          <w:szCs w:val="24"/>
-          <w:shd w:val="clear" w:color="auto" w:fill="FFFFFF"/>
-        </w:rPr>
-        <w:t>)</w:t>
-      </w:r>
-      <w:r>
-        <w:rPr>
-          <w:iCs/>
-          <w:sz w:val="24"/>
-          <w:szCs w:val="24"/>
-          <w:lang w:val="ru-RU"/>
-        </w:rPr>
-        <w:t>), может ли этот врач оказать услугу (</w:t>
-      </w:r>
-      <w:proofErr w:type="spellStart"/>
-      <w:r>
-        <w:rPr>
-          <w:color w:val="000000"/>
-          <w:sz w:val="24"/>
-          <w:szCs w:val="24"/>
-          <w:shd w:val="clear" w:color="auto" w:fill="FFFFFF"/>
-        </w:rPr>
-        <w:t>serviceAvaileble</w:t>
-      </w:r>
-      <w:proofErr w:type="spellEnd"/>
-      <w:r>
-        <w:rPr>
-          <w:color w:val="000000"/>
-          <w:sz w:val="24"/>
-          <w:szCs w:val="24"/>
-          <w:shd w:val="clear" w:color="auto" w:fill="FFFFFF"/>
-        </w:rPr>
-        <w:t>=</w:t>
-      </w:r>
-      <w:proofErr w:type="spellStart"/>
-      <w:r>
-        <w:rPr>
-          <w:color w:val="000000"/>
-          <w:sz w:val="24"/>
-          <w:szCs w:val="24"/>
-          <w:shd w:val="clear" w:color="auto" w:fill="FFFFFF"/>
-        </w:rPr>
-        <w:t>checkService</w:t>
-      </w:r>
-      <w:proofErr w:type="spellEnd"/>
-      <w:r>
-        <w:rPr>
-          <w:color w:val="000000"/>
-          <w:sz w:val="24"/>
-          <w:szCs w:val="24"/>
-          <w:shd w:val="clear" w:color="auto" w:fill="FFFFFF"/>
-        </w:rPr>
-        <w:t>(</w:t>
-      </w:r>
-      <w:proofErr w:type="spellStart"/>
-      <w:r>
-        <w:rPr>
-          <w:color w:val="000000"/>
-          <w:sz w:val="24"/>
-          <w:szCs w:val="24"/>
-          <w:shd w:val="clear" w:color="auto" w:fill="FFFFFF"/>
-        </w:rPr>
-        <w:t>serivce</w:t>
-      </w:r>
-      <w:proofErr w:type="spellEnd"/>
-      <w:r>
-        <w:rPr>
-          <w:color w:val="000000"/>
-          <w:sz w:val="24"/>
-          <w:szCs w:val="24"/>
-          <w:shd w:val="clear" w:color="auto" w:fill="FFFFFF"/>
-        </w:rPr>
-        <w:t>)</w:t>
-      </w:r>
-      <w:r>
-        <w:rPr>
-          <w:iCs/>
-          <w:sz w:val="24"/>
-          <w:szCs w:val="24"/>
-          <w:lang w:val="ru-RU"/>
-        </w:rPr>
-        <w:t>). Если оба условия выполнены,</w:t>
-      </w:r>
-      <w:r>
-        <w:rPr>
-          <w:iCs/>
-          <w:sz w:val="24"/>
-          <w:szCs w:val="24"/>
-          <w:lang w:val="ru-RU"/>
-        </w:rPr>
-        <w:t xml:space="preserve"> </w:t>
-      </w:r>
-      <w:r>
-        <w:rPr>
-          <w:iCs/>
-          <w:sz w:val="24"/>
-          <w:szCs w:val="24"/>
-          <w:lang w:val="en-US"/>
-        </w:rPr>
-        <w:t>Controller</w:t>
-      </w:r>
-      <w:r>
-        <w:rPr>
-          <w:iCs/>
-          <w:sz w:val="24"/>
-          <w:szCs w:val="24"/>
-          <w:lang w:val="ru-RU"/>
-        </w:rPr>
-        <w:t xml:space="preserve"> проверяет доступное у врача время (</w:t>
-      </w:r>
-      <w:proofErr w:type="spellStart"/>
-      <w:proofErr w:type="gramStart"/>
-      <w:r>
-        <w:rPr>
-          <w:color w:val="000000"/>
-          <w:sz w:val="24"/>
-          <w:szCs w:val="24"/>
-          <w:shd w:val="clear" w:color="auto" w:fill="FFFFFF"/>
-        </w:rPr>
-        <w:t>checkTime</w:t>
-      </w:r>
-      <w:proofErr w:type="spellEnd"/>
-      <w:r>
-        <w:rPr>
-          <w:color w:val="000000"/>
-          <w:sz w:val="24"/>
-          <w:szCs w:val="24"/>
-          <w:shd w:val="clear" w:color="auto" w:fill="FFFFFF"/>
-        </w:rPr>
-        <w:t>(</w:t>
-      </w:r>
-      <w:proofErr w:type="spellStart"/>
-      <w:proofErr w:type="gramEnd"/>
       <w:r>
         <w:rPr>
           <w:color w:val="000000"/>
@@ -1873,18 +1842,18 @@
           <w:noProof/>
         </w:rPr>
         <w:drawing>
-          <wp:anchor distT="0" distB="0" distL="114300" distR="114300" simplePos="0" relativeHeight="251659264" behindDoc="0" locked="0" layoutInCell="1" allowOverlap="1" wp14:anchorId="157370E4" wp14:editId="476C685F">
+          <wp:anchor distT="0" distB="0" distL="114300" distR="114300" simplePos="0" relativeHeight="251659264" behindDoc="0" locked="0" layoutInCell="1" allowOverlap="1" wp14:anchorId="157370E4" wp14:editId="10A94C24">
             <wp:simplePos x="0" y="0"/>
             <wp:positionH relativeFrom="column">
               <wp:posOffset>-563880</wp:posOffset>
             </wp:positionH>
             <wp:positionV relativeFrom="paragraph">
-              <wp:posOffset>803910</wp:posOffset>
+              <wp:posOffset>898525</wp:posOffset>
             </wp:positionV>
-            <wp:extent cx="6754495" cy="6134100"/>
+            <wp:extent cx="6754495" cy="5944870"/>
             <wp:effectExtent l="0" t="0" r="8255" b="0"/>
             <wp:wrapTopAndBottom/>
-            <wp:docPr id="2007217560" name="Рисунок 1" descr="Изображение выглядит как текст, диаграмма, снимок экрана, Параллельный&#10;&#10;Содержимое, созданное искусственным интеллектом, может быть неверным."/>
+            <wp:docPr id="2007217560" name="Рисунок 1"/>
             <wp:cNvGraphicFramePr>
               <a:graphicFrameLocks xmlns:a="http://schemas.openxmlformats.org/drawingml/2006/main" noChangeAspect="1"/>
             </wp:cNvGraphicFramePr>
@@ -1892,7 +1861,7 @@
               <a:graphicData uri="http://schemas.openxmlformats.org/drawingml/2006/picture">
                 <pic:pic xmlns:pic="http://schemas.openxmlformats.org/drawingml/2006/picture">
                   <pic:nvPicPr>
-                    <pic:cNvPr id="2007217560" name="Рисунок 1" descr="Изображение выглядит как текст, диаграмма, снимок экрана, Параллельный&#10;&#10;Содержимое, созданное искусственным интеллектом, может быть неверным."/>
+                    <pic:cNvPr id="2007217560" name="Рисунок 1"/>
                     <pic:cNvPicPr/>
                   </pic:nvPicPr>
                   <pic:blipFill>
@@ -1910,7 +1879,7 @@
                   <pic:spPr>
                     <a:xfrm>
                       <a:off x="0" y="0"/>
-                      <a:ext cx="6754495" cy="6134100"/>
+                      <a:ext cx="6754495" cy="5944870"/>
                     </a:xfrm>
                     <a:prstGeom prst="rect">
                       <a:avLst/>

--- a/ООАП2.docx
+++ b/ООАП2.docx
@@ -275,6 +275,7 @@
         </w:rPr>
         <w:t xml:space="preserve">), </w:t>
       </w:r>
+      <w:proofErr w:type="gramStart"/>
       <w:r>
         <w:rPr>
           <w:rFonts w:eastAsia="Inter"/>
@@ -296,6 +297,7 @@
         </w:rPr>
         <w:t>(</w:t>
       </w:r>
+      <w:proofErr w:type="gramEnd"/>
       <w:r>
         <w:rPr>
           <w:rFonts w:eastAsia="Inter"/>
@@ -611,7 +613,18 @@
           <w:highlight w:val="white"/>
           <w:lang w:val="en-US"/>
         </w:rPr>
-        <w:t>Db</w:t>
+        <w:t>D</w:t>
+      </w:r>
+      <w:r>
+        <w:rPr>
+          <w:rFonts w:eastAsia="Inter"/>
+          <w:color w:val="0F1115"/>
+          <w:sz w:val="24"/>
+          <w:szCs w:val="24"/>
+          <w:highlight w:val="white"/>
+          <w:lang w:val="en-US"/>
+        </w:rPr>
+        <w:t>B</w:t>
       </w:r>
       <w:r>
         <w:rPr>
@@ -879,6 +892,7 @@
         </w:rPr>
         <w:t xml:space="preserve">являются коллекциями </w:t>
       </w:r>
+      <w:proofErr w:type="spellStart"/>
       <w:r>
         <w:rPr>
           <w:rFonts w:eastAsia="Inter"/>
@@ -888,18 +902,52 @@
           <w:highlight w:val="white"/>
           <w:lang w:val="en-US"/>
         </w:rPr>
+        <w:t>Base</w:t>
+      </w:r>
+      <w:r>
+        <w:rPr>
+          <w:rFonts w:eastAsia="Inter"/>
+          <w:color w:val="0F1115"/>
+          <w:sz w:val="24"/>
+          <w:szCs w:val="24"/>
+          <w:highlight w:val="white"/>
+          <w:lang w:val="en-US"/>
+        </w:rPr>
         <w:t>Doctor</w:t>
       </w:r>
-      <w:r>
-        <w:rPr>
-          <w:rFonts w:eastAsia="Inter"/>
-          <w:color w:val="0F1115"/>
-          <w:sz w:val="24"/>
-          <w:szCs w:val="24"/>
-          <w:highlight w:val="white"/>
-          <w:lang w:val="ru-RU"/>
-        </w:rPr>
-        <w:t xml:space="preserve">. </w:t>
+      <w:proofErr w:type="spellEnd"/>
+      <w:r>
+        <w:rPr>
+          <w:rFonts w:eastAsia="Inter"/>
+          <w:color w:val="0F1115"/>
+          <w:sz w:val="24"/>
+          <w:szCs w:val="24"/>
+          <w:highlight w:val="white"/>
+          <w:lang w:val="ru-RU"/>
+        </w:rPr>
+        <w:t>.</w:t>
+      </w:r>
+      <w:r>
+        <w:rPr>
+          <w:rFonts w:eastAsia="Inter"/>
+          <w:color w:val="0F1115"/>
+          <w:sz w:val="24"/>
+          <w:szCs w:val="24"/>
+          <w:highlight w:val="white"/>
+          <w:lang w:val="ru-RU"/>
+        </w:rPr>
+        <w:t xml:space="preserve"> </w:t>
+      </w:r>
+      <w:r>
+        <w:rPr>
+          <w:rFonts w:eastAsia="Inter"/>
+          <w:color w:val="0F1115"/>
+          <w:sz w:val="24"/>
+          <w:szCs w:val="24"/>
+          <w:highlight w:val="white"/>
+          <w:lang w:val="ru-RU"/>
+        </w:rPr>
+        <w:t>Ф</w:t>
       </w:r>
       <w:proofErr w:type="spellStart"/>
       <w:r>
@@ -909,9 +957,8 @@
           <w:sz w:val="24"/>
           <w:szCs w:val="24"/>
           <w:highlight w:val="white"/>
-          <w:lang w:val="en-US"/>
-        </w:rPr>
-        <w:t>SignBase</w:t>
+        </w:rPr>
+        <w:t>ормируя</w:t>
       </w:r>
       <w:proofErr w:type="spellEnd"/>
       <w:r>
@@ -921,199 +968,6 @@
           <w:sz w:val="24"/>
           <w:szCs w:val="24"/>
           <w:highlight w:val="white"/>
-          <w:lang w:val="ru-RU"/>
-        </w:rPr>
-        <w:t xml:space="preserve"> </w:t>
-      </w:r>
-      <w:r>
-        <w:rPr>
-          <w:rFonts w:eastAsia="Inter"/>
-          <w:color w:val="0F1115"/>
-          <w:sz w:val="24"/>
-          <w:szCs w:val="24"/>
-          <w:highlight w:val="white"/>
-          <w:lang w:val="ru-RU"/>
-        </w:rPr>
-        <w:t xml:space="preserve">взаимодействует с </w:t>
-      </w:r>
-      <w:r>
-        <w:rPr>
-          <w:rFonts w:eastAsia="Inter"/>
-          <w:color w:val="0F1115"/>
-          <w:sz w:val="24"/>
-          <w:szCs w:val="24"/>
-          <w:highlight w:val="white"/>
-          <w:lang w:val="en-US"/>
-        </w:rPr>
-        <w:t>Doctor</w:t>
-      </w:r>
-      <w:r>
-        <w:rPr>
-          <w:rFonts w:eastAsia="Inter"/>
-          <w:color w:val="0F1115"/>
-          <w:sz w:val="24"/>
-          <w:szCs w:val="24"/>
-          <w:highlight w:val="white"/>
-          <w:lang w:val="ru-RU"/>
-        </w:rPr>
-        <w:t xml:space="preserve"> </w:t>
-      </w:r>
-      <w:r>
-        <w:rPr>
-          <w:rFonts w:eastAsia="Inter"/>
-          <w:color w:val="0F1115"/>
-          <w:sz w:val="24"/>
-          <w:szCs w:val="24"/>
-          <w:highlight w:val="white"/>
-          <w:lang w:val="ru-RU"/>
-        </w:rPr>
-        <w:t xml:space="preserve">и </w:t>
-      </w:r>
-      <w:proofErr w:type="spellStart"/>
-      <w:r>
-        <w:rPr>
-          <w:rFonts w:eastAsia="Inter"/>
-          <w:color w:val="0F1115"/>
-          <w:sz w:val="24"/>
-          <w:szCs w:val="24"/>
-          <w:highlight w:val="white"/>
-          <w:lang w:val="en-US"/>
-        </w:rPr>
-        <w:t>EditNote</w:t>
-      </w:r>
-      <w:proofErr w:type="spellEnd"/>
-      <w:r>
-        <w:rPr>
-          <w:rFonts w:eastAsia="Inter"/>
-          <w:color w:val="0F1115"/>
-          <w:sz w:val="24"/>
-          <w:szCs w:val="24"/>
-          <w:highlight w:val="white"/>
-          <w:lang w:val="ru-RU"/>
-        </w:rPr>
-        <w:t xml:space="preserve"> (</w:t>
-      </w:r>
-      <w:r>
-        <w:rPr>
-          <w:rFonts w:eastAsia="Inter"/>
-          <w:color w:val="0F1115"/>
-          <w:sz w:val="24"/>
-          <w:szCs w:val="24"/>
-          <w:highlight w:val="white"/>
-          <w:lang w:val="ru-RU"/>
-        </w:rPr>
-        <w:t>сохранение и изменение записи)</w:t>
-      </w:r>
-      <w:r>
-        <w:rPr>
-          <w:rFonts w:eastAsia="Inter"/>
-          <w:color w:val="0F1115"/>
-          <w:sz w:val="24"/>
-          <w:szCs w:val="24"/>
-          <w:highlight w:val="white"/>
-        </w:rPr>
-        <w:t xml:space="preserve">, </w:t>
-      </w:r>
-      <w:proofErr w:type="spellStart"/>
-      <w:r>
-        <w:rPr>
-          <w:rFonts w:eastAsia="Inter"/>
-          <w:color w:val="0F1115"/>
-          <w:sz w:val="24"/>
-          <w:szCs w:val="24"/>
-          <w:highlight w:val="white"/>
-          <w:lang w:val="en-US"/>
-        </w:rPr>
-        <w:t>SignType</w:t>
-      </w:r>
-      <w:proofErr w:type="spellEnd"/>
-      <w:r>
-        <w:rPr>
-          <w:rFonts w:eastAsia="Inter"/>
-          <w:color w:val="0F1115"/>
-          <w:sz w:val="24"/>
-          <w:szCs w:val="24"/>
-          <w:highlight w:val="white"/>
-          <w:lang w:val="ru-RU"/>
-        </w:rPr>
-        <w:t xml:space="preserve"> </w:t>
-      </w:r>
-      <w:r>
-        <w:rPr>
-          <w:rFonts w:eastAsia="Inter"/>
-          <w:color w:val="0F1115"/>
-          <w:sz w:val="24"/>
-          <w:szCs w:val="24"/>
-          <w:highlight w:val="white"/>
-          <w:lang w:val="ru-RU"/>
-        </w:rPr>
-        <w:t xml:space="preserve">связан </w:t>
-      </w:r>
-      <w:r>
-        <w:rPr>
-          <w:rFonts w:eastAsia="Inter"/>
-          <w:color w:val="0F1115"/>
-          <w:sz w:val="24"/>
-          <w:szCs w:val="24"/>
-          <w:highlight w:val="white"/>
-          <w:lang w:val="en-US"/>
-        </w:rPr>
-        <w:t>c</w:t>
-      </w:r>
-      <w:r>
-        <w:rPr>
-          <w:rFonts w:eastAsia="Inter"/>
-          <w:color w:val="0F1115"/>
-          <w:sz w:val="24"/>
-          <w:szCs w:val="24"/>
-          <w:highlight w:val="white"/>
-          <w:lang w:val="ru-RU"/>
-        </w:rPr>
-        <w:t xml:space="preserve"> </w:t>
-      </w:r>
-      <w:proofErr w:type="spellStart"/>
-      <w:r>
-        <w:rPr>
-          <w:rFonts w:eastAsia="Inter"/>
-          <w:color w:val="0F1115"/>
-          <w:sz w:val="24"/>
-          <w:szCs w:val="24"/>
-          <w:highlight w:val="white"/>
-          <w:lang w:val="en-US"/>
-        </w:rPr>
-        <w:t>EditNote</w:t>
-      </w:r>
-      <w:proofErr w:type="spellEnd"/>
-      <w:r>
-        <w:rPr>
-          <w:rFonts w:eastAsia="Inter"/>
-          <w:color w:val="0F1115"/>
-          <w:sz w:val="24"/>
-          <w:szCs w:val="24"/>
-          <w:highlight w:val="white"/>
-          <w:lang w:val="ru-RU"/>
-        </w:rPr>
-        <w:t xml:space="preserve"> (импорт и создание записей). Ф</w:t>
-      </w:r>
-      <w:proofErr w:type="spellStart"/>
-      <w:r>
-        <w:rPr>
-          <w:rFonts w:eastAsia="Inter"/>
-          <w:color w:val="0F1115"/>
-          <w:sz w:val="24"/>
-          <w:szCs w:val="24"/>
-          <w:highlight w:val="white"/>
-        </w:rPr>
-        <w:t>ормируя</w:t>
-      </w:r>
-      <w:proofErr w:type="spellEnd"/>
-      <w:r>
-        <w:rPr>
-          <w:rFonts w:eastAsia="Inter"/>
-          <w:color w:val="0F1115"/>
-          <w:sz w:val="24"/>
-          <w:szCs w:val="24"/>
-          <w:highlight w:val="white"/>
         </w:rPr>
         <w:t xml:space="preserve"> модель системы</w:t>
       </w:r>
@@ -1138,24 +992,6 @@
         </w:rPr>
         <w:t>.</w:t>
       </w:r>
-    </w:p>
-    <w:p/>
-    <w:p>
-      <w:pPr>
-        <w:jc w:val="center"/>
-        <w:rPr>
-          <w:i/>
-          <w:lang w:val="ru-RU"/>
-        </w:rPr>
-      </w:pPr>
-      <w:r>
-        <w:rPr>
-          <w:i/>
-        </w:rPr>
-        <w:t>Рисунок 1 - Диаграмма классов</w:t>
-      </w:r>
-      <w:bookmarkStart w:id="2" w:name="_heading=h.robraa6tbrxc" w:colFirst="0" w:colLast="0"/>
-      <w:bookmarkEnd w:id="2"/>
     </w:p>
     <w:p>
       <w:pPr>
@@ -1165,8 +1001,8 @@
           <w:numId w:val="1"/>
         </w:numPr>
       </w:pPr>
-      <w:bookmarkStart w:id="3" w:name="_heading=h.458olgiyjgdc" w:colFirst="0" w:colLast="0"/>
-      <w:bookmarkEnd w:id="3"/>
+      <w:bookmarkStart w:id="2" w:name="_heading=h.458olgiyjgdc" w:colFirst="0" w:colLast="0"/>
+      <w:bookmarkEnd w:id="2"/>
       <w:r>
         <w:rPr>
           <w:noProof/>
@@ -1233,466 +1069,26 @@
     </w:p>
     <w:p>
       <w:pPr>
+        <w:pStyle w:val="a5"/>
+        <w:jc w:val="center"/>
         <w:rPr>
           <w:i/>
-          <w:sz w:val="24"/>
-          <w:szCs w:val="24"/>
           <w:lang w:val="ru-RU"/>
         </w:rPr>
       </w:pPr>
       <w:r>
         <w:rPr>
-          <w:iCs/>
-          <w:sz w:val="24"/>
-          <w:szCs w:val="24"/>
-          <w:lang w:val="ru-RU"/>
-        </w:rPr>
-        <w:t xml:space="preserve">Диаграмма последовательностей представляет процесс записи </w:t>
-      </w:r>
-      <w:r>
-        <w:rPr>
-          <w:iCs/>
-          <w:sz w:val="24"/>
-          <w:szCs w:val="24"/>
-          <w:lang w:val="ru-RU"/>
-        </w:rPr>
-        <w:t xml:space="preserve">пациента на прием. Класс </w:t>
-      </w:r>
-      <w:r>
-        <w:rPr>
-          <w:iCs/>
-          <w:sz w:val="24"/>
-          <w:szCs w:val="24"/>
-          <w:lang w:val="en-US"/>
-        </w:rPr>
-        <w:t>Controller</w:t>
-      </w:r>
-      <w:r>
-        <w:rPr>
-          <w:iCs/>
-          <w:sz w:val="24"/>
-          <w:szCs w:val="24"/>
-          <w:lang w:val="ru-RU"/>
-        </w:rPr>
-        <w:t xml:space="preserve"> по очереди проверяет срок действия лицензии (</w:t>
-      </w:r>
-      <w:proofErr w:type="spellStart"/>
-      <w:r>
-        <w:rPr>
-          <w:color w:val="000000"/>
-          <w:sz w:val="24"/>
-          <w:szCs w:val="24"/>
-          <w:shd w:val="clear" w:color="auto" w:fill="FFFFFF"/>
-        </w:rPr>
-        <w:t>license</w:t>
-      </w:r>
-      <w:proofErr w:type="spellEnd"/>
-      <w:r>
-        <w:rPr>
-          <w:color w:val="000000"/>
-          <w:sz w:val="24"/>
-          <w:szCs w:val="24"/>
-          <w:shd w:val="clear" w:color="auto" w:fill="FFFFFF"/>
-        </w:rPr>
-        <w:t>=</w:t>
-      </w:r>
-      <w:proofErr w:type="spellStart"/>
-      <w:r>
-        <w:rPr>
-          <w:color w:val="000000"/>
-          <w:sz w:val="24"/>
-          <w:szCs w:val="24"/>
-          <w:shd w:val="clear" w:color="auto" w:fill="FFFFFF"/>
-        </w:rPr>
-        <w:t>checkLicense</w:t>
-      </w:r>
-      <w:proofErr w:type="spellEnd"/>
-      <w:r>
-        <w:rPr>
-          <w:color w:val="000000"/>
-          <w:sz w:val="24"/>
-          <w:szCs w:val="24"/>
-          <w:shd w:val="clear" w:color="auto" w:fill="FFFFFF"/>
-        </w:rPr>
-        <w:t>()</w:t>
-      </w:r>
-      <w:r>
-        <w:rPr>
-          <w:iCs/>
-          <w:sz w:val="24"/>
-          <w:szCs w:val="24"/>
-          <w:lang w:val="ru-RU"/>
-        </w:rPr>
-        <w:t>), может ли этот врач оказать услугу (</w:t>
-      </w:r>
-      <w:proofErr w:type="spellStart"/>
-      <w:r>
-        <w:rPr>
-          <w:color w:val="000000"/>
-          <w:sz w:val="24"/>
-          <w:szCs w:val="24"/>
-          <w:shd w:val="clear" w:color="auto" w:fill="FFFFFF"/>
-        </w:rPr>
-        <w:t>serviceAvaileble</w:t>
-      </w:r>
-      <w:proofErr w:type="spellEnd"/>
-      <w:r>
-        <w:rPr>
-          <w:color w:val="000000"/>
-          <w:sz w:val="24"/>
-          <w:szCs w:val="24"/>
-          <w:shd w:val="clear" w:color="auto" w:fill="FFFFFF"/>
-        </w:rPr>
-        <w:t>=</w:t>
-      </w:r>
-      <w:proofErr w:type="spellStart"/>
-      <w:r>
-        <w:rPr>
-          <w:color w:val="000000"/>
-          <w:sz w:val="24"/>
-          <w:szCs w:val="24"/>
-          <w:shd w:val="clear" w:color="auto" w:fill="FFFFFF"/>
-        </w:rPr>
-        <w:t>checkService</w:t>
-      </w:r>
-      <w:proofErr w:type="spellEnd"/>
-      <w:r>
-        <w:rPr>
-          <w:color w:val="000000"/>
-          <w:sz w:val="24"/>
-          <w:szCs w:val="24"/>
-          <w:shd w:val="clear" w:color="auto" w:fill="FFFFFF"/>
-        </w:rPr>
-        <w:t>(</w:t>
-      </w:r>
-      <w:proofErr w:type="spellStart"/>
-      <w:r>
-        <w:rPr>
-          <w:color w:val="000000"/>
-          <w:sz w:val="24"/>
-          <w:szCs w:val="24"/>
-          <w:shd w:val="clear" w:color="auto" w:fill="FFFFFF"/>
-        </w:rPr>
-        <w:t>serivce</w:t>
-      </w:r>
-      <w:proofErr w:type="spellEnd"/>
-      <w:r>
-        <w:rPr>
-          <w:color w:val="000000"/>
-          <w:sz w:val="24"/>
-          <w:szCs w:val="24"/>
-          <w:shd w:val="clear" w:color="auto" w:fill="FFFFFF"/>
-        </w:rPr>
-        <w:t>)</w:t>
-      </w:r>
-      <w:r>
-        <w:rPr>
-          <w:iCs/>
-          <w:sz w:val="24"/>
-          <w:szCs w:val="24"/>
-          <w:lang w:val="ru-RU"/>
-        </w:rPr>
-        <w:t>). Если оба условия выполнены,</w:t>
-      </w:r>
-      <w:r>
-        <w:rPr>
-          <w:iCs/>
-          <w:sz w:val="24"/>
-          <w:szCs w:val="24"/>
-          <w:lang w:val="ru-RU"/>
-        </w:rPr>
-        <w:t xml:space="preserve"> </w:t>
-      </w:r>
-      <w:r>
-        <w:rPr>
-          <w:iCs/>
-          <w:sz w:val="24"/>
-          <w:szCs w:val="24"/>
-          <w:lang w:val="en-US"/>
-        </w:rPr>
-        <w:t>Controller</w:t>
-      </w:r>
-      <w:r>
-        <w:rPr>
-          <w:iCs/>
-          <w:sz w:val="24"/>
-          <w:szCs w:val="24"/>
-          <w:lang w:val="ru-RU"/>
-        </w:rPr>
-        <w:t xml:space="preserve"> </w:t>
-      </w:r>
-      <w:r>
-        <w:rPr>
-          <w:iCs/>
-          <w:sz w:val="24"/>
-          <w:szCs w:val="24"/>
-          <w:lang w:val="ru-RU"/>
-        </w:rPr>
-        <w:lastRenderedPageBreak/>
-        <w:t>проверяет доступное у врача время (</w:t>
-      </w:r>
-      <w:proofErr w:type="spellStart"/>
-      <w:r>
-        <w:rPr>
-          <w:color w:val="000000"/>
-          <w:sz w:val="24"/>
-          <w:szCs w:val="24"/>
-          <w:shd w:val="clear" w:color="auto" w:fill="FFFFFF"/>
-        </w:rPr>
-        <w:t>checkTime</w:t>
-      </w:r>
-      <w:proofErr w:type="spellEnd"/>
-      <w:r>
-        <w:rPr>
-          <w:color w:val="000000"/>
-          <w:sz w:val="24"/>
-          <w:szCs w:val="24"/>
-          <w:shd w:val="clear" w:color="auto" w:fill="FFFFFF"/>
-        </w:rPr>
-        <w:t>(</w:t>
-      </w:r>
-      <w:proofErr w:type="spellStart"/>
-      <w:r>
-        <w:rPr>
-          <w:color w:val="000000"/>
-          <w:sz w:val="24"/>
-          <w:szCs w:val="24"/>
-          <w:shd w:val="clear" w:color="auto" w:fill="FFFFFF"/>
-        </w:rPr>
-        <w:t>doctor</w:t>
-      </w:r>
-      <w:proofErr w:type="spellEnd"/>
-      <w:r>
-        <w:rPr>
-          <w:color w:val="000000"/>
-          <w:sz w:val="24"/>
-          <w:szCs w:val="24"/>
-          <w:shd w:val="clear" w:color="auto" w:fill="FFFFFF"/>
-        </w:rPr>
-        <w:t xml:space="preserve">, </w:t>
-      </w:r>
-      <w:proofErr w:type="spellStart"/>
-      <w:r>
-        <w:rPr>
-          <w:color w:val="000000"/>
-          <w:sz w:val="24"/>
-          <w:szCs w:val="24"/>
-          <w:shd w:val="clear" w:color="auto" w:fill="FFFFFF"/>
-        </w:rPr>
-        <w:t>datetime</w:t>
-      </w:r>
-      <w:proofErr w:type="spellEnd"/>
-      <w:r>
-        <w:rPr>
-          <w:color w:val="000000"/>
-          <w:sz w:val="24"/>
-          <w:szCs w:val="24"/>
-          <w:shd w:val="clear" w:color="auto" w:fill="FFFFFF"/>
-        </w:rPr>
-        <w:t>)</w:t>
-      </w:r>
-      <w:r>
-        <w:rPr>
-          <w:iCs/>
-          <w:sz w:val="24"/>
-          <w:szCs w:val="24"/>
-          <w:lang w:val="ru-RU"/>
-        </w:rPr>
-        <w:t>), затем проверяет доступную дату для записи (</w:t>
-      </w:r>
-      <w:proofErr w:type="spellStart"/>
-      <w:r>
-        <w:rPr>
-          <w:color w:val="000000"/>
-          <w:sz w:val="24"/>
-          <w:szCs w:val="24"/>
-          <w:shd w:val="clear" w:color="auto" w:fill="FFFFFF"/>
-        </w:rPr>
-        <w:t>loop</w:t>
-      </w:r>
-      <w:proofErr w:type="spellEnd"/>
-      <w:r>
-        <w:rPr>
-          <w:color w:val="000000"/>
-          <w:sz w:val="24"/>
-          <w:szCs w:val="24"/>
-          <w:shd w:val="clear" w:color="auto" w:fill="FFFFFF"/>
-        </w:rPr>
-        <w:t xml:space="preserve"> [</w:t>
-      </w:r>
-      <w:proofErr w:type="spellStart"/>
-      <w:r>
-        <w:rPr>
-          <w:color w:val="000000"/>
-          <w:sz w:val="24"/>
-          <w:szCs w:val="24"/>
-          <w:shd w:val="clear" w:color="auto" w:fill="FFFFFF"/>
-        </w:rPr>
-        <w:t>for</w:t>
-      </w:r>
-      <w:proofErr w:type="spellEnd"/>
-      <w:r>
-        <w:rPr>
-          <w:color w:val="000000"/>
-          <w:sz w:val="24"/>
-          <w:szCs w:val="24"/>
-          <w:shd w:val="clear" w:color="auto" w:fill="FFFFFF"/>
-        </w:rPr>
-        <w:t xml:space="preserve"> </w:t>
-      </w:r>
-      <w:proofErr w:type="spellStart"/>
-      <w:r>
-        <w:rPr>
-          <w:color w:val="000000"/>
-          <w:sz w:val="24"/>
-          <w:szCs w:val="24"/>
-          <w:shd w:val="clear" w:color="auto" w:fill="FFFFFF"/>
-        </w:rPr>
-        <w:t>each</w:t>
-      </w:r>
-      <w:proofErr w:type="spellEnd"/>
-      <w:r>
-        <w:rPr>
-          <w:color w:val="000000"/>
-          <w:sz w:val="24"/>
-          <w:szCs w:val="24"/>
-          <w:shd w:val="clear" w:color="auto" w:fill="FFFFFF"/>
-        </w:rPr>
-        <w:t xml:space="preserve"> </w:t>
-      </w:r>
-      <w:proofErr w:type="spellStart"/>
-      <w:r>
-        <w:rPr>
-          <w:color w:val="000000"/>
-          <w:sz w:val="24"/>
-          <w:szCs w:val="24"/>
-          <w:shd w:val="clear" w:color="auto" w:fill="FFFFFF"/>
-        </w:rPr>
-        <w:t>dt</w:t>
-      </w:r>
-      <w:proofErr w:type="spellEnd"/>
-      <w:r>
-        <w:rPr>
-          <w:color w:val="000000"/>
-          <w:sz w:val="24"/>
-          <w:szCs w:val="24"/>
-          <w:shd w:val="clear" w:color="auto" w:fill="FFFFFF"/>
-        </w:rPr>
-        <w:t xml:space="preserve"> </w:t>
-      </w:r>
-      <w:proofErr w:type="spellStart"/>
-      <w:r>
-        <w:rPr>
-          <w:color w:val="000000"/>
-          <w:sz w:val="24"/>
-          <w:szCs w:val="24"/>
-          <w:shd w:val="clear" w:color="auto" w:fill="FFFFFF"/>
-        </w:rPr>
-        <w:t>in</w:t>
-      </w:r>
-      <w:proofErr w:type="spellEnd"/>
-      <w:r>
-        <w:rPr>
-          <w:color w:val="000000"/>
-          <w:sz w:val="24"/>
-          <w:szCs w:val="24"/>
-          <w:shd w:val="clear" w:color="auto" w:fill="FFFFFF"/>
-        </w:rPr>
-        <w:t xml:space="preserve"> </w:t>
-      </w:r>
-      <w:proofErr w:type="spellStart"/>
-      <w:r>
-        <w:rPr>
-          <w:color w:val="000000"/>
-          <w:sz w:val="24"/>
-          <w:szCs w:val="24"/>
-          <w:shd w:val="clear" w:color="auto" w:fill="FFFFFF"/>
-        </w:rPr>
-        <w:t>schedule</w:t>
-      </w:r>
-      <w:proofErr w:type="spellEnd"/>
-      <w:r>
-        <w:rPr>
-          <w:color w:val="000000"/>
-          <w:sz w:val="24"/>
-          <w:szCs w:val="24"/>
-          <w:shd w:val="clear" w:color="auto" w:fill="FFFFFF"/>
-        </w:rPr>
-        <w:t>]</w:t>
-      </w:r>
-      <w:r>
-        <w:rPr>
-          <w:iCs/>
-          <w:sz w:val="24"/>
-          <w:szCs w:val="24"/>
-          <w:lang w:val="ru-RU"/>
-        </w:rPr>
-        <w:t>). После либо завершает программу, либо создает новую запись и добавляет ее в базу записей (</w:t>
-      </w:r>
-      <w:proofErr w:type="spellStart"/>
-      <w:r>
-        <w:rPr>
-          <w:color w:val="000000"/>
-          <w:sz w:val="24"/>
-          <w:szCs w:val="24"/>
-          <w:shd w:val="clear" w:color="auto" w:fill="FFFFFF"/>
-        </w:rPr>
-        <w:t>add</w:t>
-      </w:r>
-      <w:proofErr w:type="spellEnd"/>
-      <w:r>
-        <w:rPr>
-          <w:color w:val="000000"/>
-          <w:sz w:val="24"/>
-          <w:szCs w:val="24"/>
-          <w:shd w:val="clear" w:color="auto" w:fill="FFFFFF"/>
-        </w:rPr>
-        <w:t>(</w:t>
-      </w:r>
-      <w:proofErr w:type="spellStart"/>
-      <w:r>
-        <w:rPr>
-          <w:color w:val="000000"/>
-          <w:sz w:val="24"/>
-          <w:szCs w:val="24"/>
-          <w:shd w:val="clear" w:color="auto" w:fill="FFFFFF"/>
-        </w:rPr>
-        <w:t>sign</w:t>
-      </w:r>
-      <w:proofErr w:type="spellEnd"/>
-      <w:r>
-        <w:rPr>
-          <w:color w:val="000000"/>
-          <w:sz w:val="24"/>
-          <w:szCs w:val="24"/>
-          <w:shd w:val="clear" w:color="auto" w:fill="FFFFFF"/>
-        </w:rPr>
-        <w:t>)</w:t>
-      </w:r>
-      <w:r>
-        <w:rPr>
-          <w:color w:val="000000"/>
-          <w:sz w:val="24"/>
-          <w:szCs w:val="24"/>
-          <w:shd w:val="clear" w:color="auto" w:fill="FFFFFF"/>
-          <w:lang w:val="ru-RU"/>
-        </w:rPr>
-        <w:t>)</w:t>
-      </w:r>
-      <w:r>
-        <w:rPr>
-          <w:iCs/>
-          <w:sz w:val="24"/>
-          <w:szCs w:val="24"/>
-          <w:lang w:val="ru-RU"/>
-        </w:rPr>
-        <w:t>.</w:t>
-      </w:r>
+          <w:i/>
+        </w:rPr>
+        <w:t>Рисунок 1 - Диаграмма классов</w:t>
+      </w:r>
+      <w:bookmarkStart w:id="3" w:name="_heading=h.robraa6tbrxc" w:colFirst="0" w:colLast="0"/>
+      <w:bookmarkEnd w:id="3"/>
     </w:p>
     <w:p>
       <w:pPr>
         <w:rPr>
-          <w:i/>
+          <w:iCs/>
           <w:sz w:val="24"/>
           <w:szCs w:val="24"/>
           <w:lang w:val="ru-RU"/>
@@ -1702,6 +1098,506 @@
     <w:p>
       <w:pPr>
         <w:rPr>
+          <w:iCs/>
+          <w:sz w:val="24"/>
+          <w:szCs w:val="24"/>
+          <w:lang w:val="ru-RU"/>
+        </w:rPr>
+      </w:pPr>
+      <w:r>
+        <w:rPr>
+          <w:iCs/>
+          <w:sz w:val="24"/>
+          <w:szCs w:val="24"/>
+          <w:lang w:val="ru-RU"/>
+        </w:rPr>
+        <w:br w:type="page"/>
+      </w:r>
+    </w:p>
+    <w:p>
+      <w:pPr>
+        <w:rPr>
+          <w:iCs/>
+          <w:sz w:val="24"/>
+          <w:szCs w:val="24"/>
+          <w:lang w:val="ru-RU"/>
+        </w:rPr>
+      </w:pPr>
+    </w:p>
+    <w:p>
+      <w:pPr>
+        <w:rPr>
+          <w:i/>
+          <w:sz w:val="24"/>
+          <w:szCs w:val="24"/>
+          <w:lang w:val="ru-RU"/>
+        </w:rPr>
+      </w:pPr>
+      <w:r>
+        <w:rPr>
+          <w:iCs/>
+          <w:sz w:val="24"/>
+          <w:szCs w:val="24"/>
+          <w:lang w:val="ru-RU"/>
+        </w:rPr>
+        <w:t xml:space="preserve">Диаграмма последовательностей представляет процесс записи </w:t>
+      </w:r>
+      <w:r>
+        <w:rPr>
+          <w:iCs/>
+          <w:sz w:val="24"/>
+          <w:szCs w:val="24"/>
+          <w:lang w:val="ru-RU"/>
+        </w:rPr>
+        <w:t xml:space="preserve">пациента на прием. Класс </w:t>
+      </w:r>
+      <w:r>
+        <w:rPr>
+          <w:iCs/>
+          <w:sz w:val="24"/>
+          <w:szCs w:val="24"/>
+          <w:lang w:val="en-US"/>
+        </w:rPr>
+        <w:t>Controller</w:t>
+      </w:r>
+      <w:r>
+        <w:rPr>
+          <w:iCs/>
+          <w:sz w:val="24"/>
+          <w:szCs w:val="24"/>
+          <w:lang w:val="ru-RU"/>
+        </w:rPr>
+        <w:t xml:space="preserve"> по очереди проверяет срок действия лицензии (</w:t>
+      </w:r>
+      <w:proofErr w:type="spellStart"/>
+      <w:r>
+        <w:rPr>
+          <w:color w:val="000000"/>
+          <w:sz w:val="24"/>
+          <w:szCs w:val="24"/>
+          <w:shd w:val="clear" w:color="auto" w:fill="FFFFFF"/>
+        </w:rPr>
+        <w:t>license</w:t>
+      </w:r>
+      <w:proofErr w:type="spellEnd"/>
+      <w:r>
+        <w:rPr>
+          <w:color w:val="000000"/>
+          <w:sz w:val="24"/>
+          <w:szCs w:val="24"/>
+          <w:shd w:val="clear" w:color="auto" w:fill="FFFFFF"/>
+        </w:rPr>
+        <w:t>=</w:t>
+      </w:r>
+      <w:proofErr w:type="spellStart"/>
+      <w:proofErr w:type="gramStart"/>
+      <w:r>
+        <w:rPr>
+          <w:color w:val="000000"/>
+          <w:sz w:val="24"/>
+          <w:szCs w:val="24"/>
+          <w:shd w:val="clear" w:color="auto" w:fill="FFFFFF"/>
+        </w:rPr>
+        <w:t>checkLicense</w:t>
+      </w:r>
+      <w:proofErr w:type="spellEnd"/>
+      <w:r>
+        <w:rPr>
+          <w:color w:val="000000"/>
+          <w:sz w:val="24"/>
+          <w:szCs w:val="24"/>
+          <w:shd w:val="clear" w:color="auto" w:fill="FFFFFF"/>
+        </w:rPr>
+        <w:t>(</w:t>
+      </w:r>
+      <w:proofErr w:type="gramEnd"/>
+      <w:r>
+        <w:rPr>
+          <w:color w:val="000000"/>
+          <w:sz w:val="24"/>
+          <w:szCs w:val="24"/>
+          <w:shd w:val="clear" w:color="auto" w:fill="FFFFFF"/>
+        </w:rPr>
+        <w:t>)</w:t>
+      </w:r>
+      <w:r>
+        <w:rPr>
+          <w:iCs/>
+          <w:sz w:val="24"/>
+          <w:szCs w:val="24"/>
+          <w:lang w:val="ru-RU"/>
+        </w:rPr>
+        <w:t>), может ли этот врач оказать услугу (</w:t>
+      </w:r>
+      <w:proofErr w:type="spellStart"/>
+      <w:r>
+        <w:rPr>
+          <w:color w:val="000000"/>
+          <w:sz w:val="24"/>
+          <w:szCs w:val="24"/>
+          <w:shd w:val="clear" w:color="auto" w:fill="FFFFFF"/>
+        </w:rPr>
+        <w:t>serviceAvaileble</w:t>
+      </w:r>
+      <w:proofErr w:type="spellEnd"/>
+      <w:r>
+        <w:rPr>
+          <w:color w:val="000000"/>
+          <w:sz w:val="24"/>
+          <w:szCs w:val="24"/>
+          <w:shd w:val="clear" w:color="auto" w:fill="FFFFFF"/>
+        </w:rPr>
+        <w:t>=</w:t>
+      </w:r>
+      <w:proofErr w:type="spellStart"/>
+      <w:r>
+        <w:rPr>
+          <w:color w:val="000000"/>
+          <w:sz w:val="24"/>
+          <w:szCs w:val="24"/>
+          <w:shd w:val="clear" w:color="auto" w:fill="FFFFFF"/>
+        </w:rPr>
+        <w:t>checkService</w:t>
+      </w:r>
+      <w:proofErr w:type="spellEnd"/>
+      <w:r>
+        <w:rPr>
+          <w:color w:val="000000"/>
+          <w:sz w:val="24"/>
+          <w:szCs w:val="24"/>
+          <w:shd w:val="clear" w:color="auto" w:fill="FFFFFF"/>
+        </w:rPr>
+        <w:t>(</w:t>
+      </w:r>
+      <w:proofErr w:type="spellStart"/>
+      <w:r>
+        <w:rPr>
+          <w:color w:val="000000"/>
+          <w:sz w:val="24"/>
+          <w:szCs w:val="24"/>
+          <w:shd w:val="clear" w:color="auto" w:fill="FFFFFF"/>
+        </w:rPr>
+        <w:t>serivce</w:t>
+      </w:r>
+      <w:proofErr w:type="spellEnd"/>
+      <w:r>
+        <w:rPr>
+          <w:color w:val="000000"/>
+          <w:sz w:val="24"/>
+          <w:szCs w:val="24"/>
+          <w:shd w:val="clear" w:color="auto" w:fill="FFFFFF"/>
+        </w:rPr>
+        <w:t>)</w:t>
+      </w:r>
+      <w:r>
+        <w:rPr>
+          <w:iCs/>
+          <w:sz w:val="24"/>
+          <w:szCs w:val="24"/>
+          <w:lang w:val="ru-RU"/>
+        </w:rPr>
+        <w:t>). Если оба условия выполнены,</w:t>
+      </w:r>
+      <w:r>
+        <w:rPr>
+          <w:iCs/>
+          <w:sz w:val="24"/>
+          <w:szCs w:val="24"/>
+          <w:lang w:val="ru-RU"/>
+        </w:rPr>
+        <w:t xml:space="preserve"> </w:t>
+      </w:r>
+      <w:r>
+        <w:rPr>
+          <w:iCs/>
+          <w:sz w:val="24"/>
+          <w:szCs w:val="24"/>
+          <w:lang w:val="en-US"/>
+        </w:rPr>
+        <w:t>Controller</w:t>
+      </w:r>
+      <w:r>
+        <w:rPr>
+          <w:iCs/>
+          <w:sz w:val="24"/>
+          <w:szCs w:val="24"/>
+          <w:lang w:val="ru-RU"/>
+        </w:rPr>
+        <w:t xml:space="preserve"> проверяет доступное у врача время (</w:t>
+      </w:r>
+      <w:proofErr w:type="spellStart"/>
+      <w:proofErr w:type="gramStart"/>
+      <w:r>
+        <w:rPr>
+          <w:color w:val="000000"/>
+          <w:sz w:val="24"/>
+          <w:szCs w:val="24"/>
+          <w:shd w:val="clear" w:color="auto" w:fill="FFFFFF"/>
+        </w:rPr>
+        <w:t>checkTime</w:t>
+      </w:r>
+      <w:proofErr w:type="spellEnd"/>
+      <w:r>
+        <w:rPr>
+          <w:color w:val="000000"/>
+          <w:sz w:val="24"/>
+          <w:szCs w:val="24"/>
+          <w:shd w:val="clear" w:color="auto" w:fill="FFFFFF"/>
+        </w:rPr>
+        <w:t>(</w:t>
+      </w:r>
+      <w:proofErr w:type="spellStart"/>
+      <w:proofErr w:type="gramEnd"/>
+      <w:r>
+        <w:rPr>
+          <w:color w:val="000000"/>
+          <w:sz w:val="24"/>
+          <w:szCs w:val="24"/>
+          <w:shd w:val="clear" w:color="auto" w:fill="FFFFFF"/>
+        </w:rPr>
+        <w:t>doctor</w:t>
+      </w:r>
+      <w:proofErr w:type="spellEnd"/>
+      <w:r>
+        <w:rPr>
+          <w:color w:val="000000"/>
+          <w:sz w:val="24"/>
+          <w:szCs w:val="24"/>
+          <w:shd w:val="clear" w:color="auto" w:fill="FFFFFF"/>
+        </w:rPr>
+        <w:t xml:space="preserve">, </w:t>
+      </w:r>
+      <w:proofErr w:type="spellStart"/>
+      <w:r>
+        <w:rPr>
+          <w:color w:val="000000"/>
+          <w:sz w:val="24"/>
+          <w:szCs w:val="24"/>
+          <w:shd w:val="clear" w:color="auto" w:fill="FFFFFF"/>
+        </w:rPr>
+        <w:t>datetime</w:t>
+      </w:r>
+      <w:proofErr w:type="spellEnd"/>
+      <w:r>
+        <w:rPr>
+          <w:color w:val="000000"/>
+          <w:sz w:val="24"/>
+          <w:szCs w:val="24"/>
+          <w:shd w:val="clear" w:color="auto" w:fill="FFFFFF"/>
+        </w:rPr>
+        <w:t>)</w:t>
+      </w:r>
+      <w:r>
+        <w:rPr>
+          <w:iCs/>
+          <w:sz w:val="24"/>
+          <w:szCs w:val="24"/>
+          <w:lang w:val="ru-RU"/>
+        </w:rPr>
+        <w:t>), затем проверяет доступную дату для записи (</w:t>
+      </w:r>
+      <w:proofErr w:type="spellStart"/>
+      <w:r>
+        <w:rPr>
+          <w:color w:val="000000"/>
+          <w:sz w:val="24"/>
+          <w:szCs w:val="24"/>
+          <w:shd w:val="clear" w:color="auto" w:fill="FFFFFF"/>
+        </w:rPr>
+        <w:t>loop</w:t>
+      </w:r>
+      <w:proofErr w:type="spellEnd"/>
+      <w:r>
+        <w:rPr>
+          <w:color w:val="000000"/>
+          <w:sz w:val="24"/>
+          <w:szCs w:val="24"/>
+          <w:shd w:val="clear" w:color="auto" w:fill="FFFFFF"/>
+        </w:rPr>
+        <w:t xml:space="preserve"> [</w:t>
+      </w:r>
+      <w:proofErr w:type="spellStart"/>
+      <w:r>
+        <w:rPr>
+          <w:color w:val="000000"/>
+          <w:sz w:val="24"/>
+          <w:szCs w:val="24"/>
+          <w:shd w:val="clear" w:color="auto" w:fill="FFFFFF"/>
+        </w:rPr>
+        <w:t>for</w:t>
+      </w:r>
+      <w:proofErr w:type="spellEnd"/>
+      <w:r>
+        <w:rPr>
+          <w:color w:val="000000"/>
+          <w:sz w:val="24"/>
+          <w:szCs w:val="24"/>
+          <w:shd w:val="clear" w:color="auto" w:fill="FFFFFF"/>
+        </w:rPr>
+        <w:t xml:space="preserve"> </w:t>
+      </w:r>
+      <w:proofErr w:type="spellStart"/>
+      <w:r>
+        <w:rPr>
+          <w:color w:val="000000"/>
+          <w:sz w:val="24"/>
+          <w:szCs w:val="24"/>
+          <w:shd w:val="clear" w:color="auto" w:fill="FFFFFF"/>
+        </w:rPr>
+        <w:t>each</w:t>
+      </w:r>
+      <w:proofErr w:type="spellEnd"/>
+      <w:r>
+        <w:rPr>
+          <w:color w:val="000000"/>
+          <w:sz w:val="24"/>
+          <w:szCs w:val="24"/>
+          <w:shd w:val="clear" w:color="auto" w:fill="FFFFFF"/>
+        </w:rPr>
+        <w:t xml:space="preserve"> </w:t>
+      </w:r>
+      <w:proofErr w:type="spellStart"/>
+      <w:r>
+        <w:rPr>
+          <w:color w:val="000000"/>
+          <w:sz w:val="24"/>
+          <w:szCs w:val="24"/>
+          <w:shd w:val="clear" w:color="auto" w:fill="FFFFFF"/>
+        </w:rPr>
+        <w:t>dt</w:t>
+      </w:r>
+      <w:proofErr w:type="spellEnd"/>
+      <w:r>
+        <w:rPr>
+          <w:color w:val="000000"/>
+          <w:sz w:val="24"/>
+          <w:szCs w:val="24"/>
+          <w:shd w:val="clear" w:color="auto" w:fill="FFFFFF"/>
+        </w:rPr>
+        <w:t xml:space="preserve"> </w:t>
+      </w:r>
+      <w:proofErr w:type="spellStart"/>
+      <w:r>
+        <w:rPr>
+          <w:color w:val="000000"/>
+          <w:sz w:val="24"/>
+          <w:szCs w:val="24"/>
+          <w:shd w:val="clear" w:color="auto" w:fill="FFFFFF"/>
+        </w:rPr>
+        <w:t>in</w:t>
+      </w:r>
+      <w:proofErr w:type="spellEnd"/>
+      <w:r>
+        <w:rPr>
+          <w:color w:val="000000"/>
+          <w:sz w:val="24"/>
+          <w:szCs w:val="24"/>
+          <w:shd w:val="clear" w:color="auto" w:fill="FFFFFF"/>
+        </w:rPr>
+        <w:t xml:space="preserve"> </w:t>
+      </w:r>
+      <w:proofErr w:type="spellStart"/>
+      <w:r>
+        <w:rPr>
+          <w:color w:val="000000"/>
+          <w:sz w:val="24"/>
+          <w:szCs w:val="24"/>
+          <w:shd w:val="clear" w:color="auto" w:fill="FFFFFF"/>
+        </w:rPr>
+        <w:t>schedule</w:t>
+      </w:r>
+      <w:proofErr w:type="spellEnd"/>
+      <w:r>
+        <w:rPr>
+          <w:color w:val="000000"/>
+          <w:sz w:val="24"/>
+          <w:szCs w:val="24"/>
+          <w:shd w:val="clear" w:color="auto" w:fill="FFFFFF"/>
+        </w:rPr>
+        <w:t>]</w:t>
+      </w:r>
+      <w:r>
+        <w:rPr>
+          <w:iCs/>
+          <w:sz w:val="24"/>
+          <w:szCs w:val="24"/>
+          <w:lang w:val="ru-RU"/>
+        </w:rPr>
+        <w:t>). После либо завершает программу, либо создает новую запись и добавляет ее в базу записей (</w:t>
+      </w:r>
+      <w:proofErr w:type="spellStart"/>
+      <w:r>
+        <w:rPr>
+          <w:color w:val="000000"/>
+          <w:sz w:val="24"/>
+          <w:szCs w:val="24"/>
+          <w:shd w:val="clear" w:color="auto" w:fill="FFFFFF"/>
+        </w:rPr>
+        <w:t>add</w:t>
+      </w:r>
+      <w:proofErr w:type="spellEnd"/>
+      <w:r>
+        <w:rPr>
+          <w:color w:val="000000"/>
+          <w:sz w:val="24"/>
+          <w:szCs w:val="24"/>
+          <w:shd w:val="clear" w:color="auto" w:fill="FFFFFF"/>
+        </w:rPr>
+        <w:t>(</w:t>
+      </w:r>
+      <w:proofErr w:type="spellStart"/>
+      <w:r>
+        <w:rPr>
+          <w:color w:val="000000"/>
+          <w:sz w:val="24"/>
+          <w:szCs w:val="24"/>
+          <w:shd w:val="clear" w:color="auto" w:fill="FFFFFF"/>
+        </w:rPr>
+        <w:t>sign</w:t>
+      </w:r>
+      <w:proofErr w:type="spellEnd"/>
+      <w:r>
+        <w:rPr>
+          <w:color w:val="000000"/>
+          <w:sz w:val="24"/>
+          <w:szCs w:val="24"/>
+          <w:shd w:val="clear" w:color="auto" w:fill="FFFFFF"/>
+        </w:rPr>
+        <w:t>)</w:t>
+      </w:r>
+      <w:r>
+        <w:rPr>
+          <w:color w:val="000000"/>
+          <w:sz w:val="24"/>
+          <w:szCs w:val="24"/>
+          <w:shd w:val="clear" w:color="auto" w:fill="FFFFFF"/>
+          <w:lang w:val="ru-RU"/>
+        </w:rPr>
+        <w:t>)</w:t>
+      </w:r>
+      <w:r>
+        <w:rPr>
+          <w:iCs/>
+          <w:sz w:val="24"/>
+          <w:szCs w:val="24"/>
+          <w:lang w:val="ru-RU"/>
+        </w:rPr>
+        <w:t>.</w:t>
+      </w:r>
+    </w:p>
+    <w:p>
+      <w:pPr>
+        <w:rPr>
+          <w:i/>
+          <w:sz w:val="24"/>
+          <w:szCs w:val="24"/>
+          <w:lang w:val="ru-RU"/>
+        </w:rPr>
+      </w:pPr>
+    </w:p>
+    <w:p>
+      <w:pPr>
+        <w:rPr>
           <w:i/>
           <w:lang w:val="ru-RU"/>
         </w:rPr>
@@ -1713,9 +1609,9 @@
           <w:lang w:val="ru-RU"/>
         </w:rPr>
         <w:drawing>
-          <wp:inline distT="0" distB="0" distL="0" distR="0" wp14:anchorId="27235115" wp14:editId="309B9699">
-            <wp:extent cx="5013960" cy="6317290"/>
-            <wp:effectExtent l="0" t="0" r="0" b="7620"/>
+          <wp:inline distT="0" distB="0" distL="0" distR="0" wp14:anchorId="27235115" wp14:editId="1809C5E3">
+            <wp:extent cx="5341620" cy="6447790"/>
+            <wp:effectExtent l="0" t="0" r="0" b="0"/>
             <wp:docPr id="1" name="Рисунок 1"/>
             <wp:cNvGraphicFramePr>
               <a:graphicFrameLocks xmlns:a="http://schemas.openxmlformats.org/drawingml/2006/main" noChangeAspect="1"/>
@@ -1742,7 +1638,7 @@
                   <pic:spPr>
                     <a:xfrm>
                       <a:off x="0" y="0"/>
-                      <a:ext cx="5013960" cy="6317290"/>
+                      <a:ext cx="5346956" cy="6454231"/>
                     </a:xfrm>
                     <a:prstGeom prst="rect">
                       <a:avLst/>
@@ -2736,6 +2632,17 @@
       <w:szCs w:val="30"/>
     </w:rPr>
   </w:style>
+  <w:style w:type="paragraph" w:styleId="a5">
+    <w:name w:val="List Paragraph"/>
+    <w:basedOn w:val="a"/>
+    <w:uiPriority w:val="34"/>
+    <w:qFormat/>
+    <w:rsid w:val="00DE4FAD"/>
+    <w:pPr>
+      <w:ind w:left="720"/>
+      <w:contextualSpacing/>
+    </w:pPr>
+  </w:style>
 </w:styles>
 </file>
 

--- a/ООАП2.docx
+++ b/ООАП2.docx
@@ -18,7 +18,7 @@
         <w:pStyle w:val="3"/>
         <w:numPr>
           <w:ilvl w:val="0"/>
-          <w:numId w:val="1"/>
+          <w:numId w:val="2"/>
         </w:numPr>
       </w:pPr>
       <w:bookmarkStart w:id="1" w:name="_heading=h.4pzpalpl5cho" w:colFirst="0" w:colLast="0"/>
@@ -275,6 +275,7 @@
         </w:rPr>
         <w:t xml:space="preserve">), </w:t>
       </w:r>
+      <w:proofErr w:type="spellStart"/>
       <w:proofErr w:type="gramStart"/>
       <w:r>
         <w:rPr>
@@ -285,8 +286,20 @@
           <w:highlight w:val="white"/>
           <w:lang w:val="en-US"/>
         </w:rPr>
+        <w:t>Base</w:t>
+      </w:r>
+      <w:r>
+        <w:rPr>
+          <w:rFonts w:eastAsia="Inter"/>
+          <w:color w:val="0F1115"/>
+          <w:sz w:val="24"/>
+          <w:szCs w:val="24"/>
+          <w:highlight w:val="white"/>
+          <w:lang w:val="en-US"/>
+        </w:rPr>
         <w:t>Doctor</w:t>
       </w:r>
+      <w:proofErr w:type="spellEnd"/>
       <w:r>
         <w:rPr>
           <w:rFonts w:eastAsia="Inter"/>
@@ -648,6 +661,7 @@
         </w:rPr>
         <w:t xml:space="preserve">представляет собой хранилище записей. Класс </w:t>
       </w:r>
+      <w:proofErr w:type="spellStart"/>
       <w:r>
         <w:rPr>
           <w:rFonts w:eastAsia="Inter"/>
@@ -657,8 +671,20 @@
           <w:highlight w:val="white"/>
           <w:lang w:val="en-US"/>
         </w:rPr>
+        <w:t>Base</w:t>
+      </w:r>
+      <w:r>
+        <w:rPr>
+          <w:rFonts w:eastAsia="Inter"/>
+          <w:color w:val="0F1115"/>
+          <w:sz w:val="24"/>
+          <w:szCs w:val="24"/>
+          <w:highlight w:val="white"/>
+          <w:lang w:val="en-US"/>
+        </w:rPr>
         <w:t>Doctor</w:t>
       </w:r>
+      <w:proofErr w:type="spellEnd"/>
       <w:r>
         <w:rPr>
           <w:rFonts w:eastAsia="Inter"/>
@@ -996,10 +1022,6 @@
     <w:p>
       <w:pPr>
         <w:pStyle w:val="3"/>
-        <w:numPr>
-          <w:ilvl w:val="0"/>
-          <w:numId w:val="1"/>
-        </w:numPr>
       </w:pPr>
       <w:bookmarkStart w:id="2" w:name="_heading=h.458olgiyjgdc" w:colFirst="0" w:colLast="0"/>
       <w:bookmarkEnd w:id="2"/>
@@ -1031,7 +1053,7 @@
                     <pic:cNvPicPr/>
                   </pic:nvPicPr>
                   <pic:blipFill>
-                    <a:blip r:embed="rId6">
+                    <a:blip r:embed="rId7">
                       <a:extLst>
                         <a:ext uri="{28A0092B-C50C-407E-A947-70E740481C1C}">
                           <a14:useLocalDpi xmlns:a14="http://schemas.microsoft.com/office/drawing/2010/main" val="0"/>
@@ -1063,9 +1085,6 @@
           </wp:anchor>
         </w:drawing>
       </w:r>
-      <w:r>
-        <w:t>Диаграммы последовательностей</w:t>
-      </w:r>
     </w:p>
     <w:p>
       <w:pPr>
@@ -1116,13 +1135,25 @@
     </w:p>
     <w:p>
       <w:pPr>
-        <w:rPr>
+        <w:pStyle w:val="3"/>
+        <w:ind w:firstLine="720"/>
+        <w:rPr>
+          <w:b/>
+          <w:bCs/>
           <w:iCs/>
-          <w:sz w:val="24"/>
-          <w:szCs w:val="24"/>
-          <w:lang w:val="ru-RU"/>
-        </w:rPr>
-      </w:pPr>
+          <w:lang w:val="ru-RU"/>
+        </w:rPr>
+      </w:pPr>
+      <w:r>
+        <w:rPr>
+          <w:lang w:val="en-US"/>
+        </w:rPr>
+        <w:lastRenderedPageBreak/>
+        <w:t xml:space="preserve">2 </w:t>
+      </w:r>
+      <w:r>
+        <w:t>Диаграммы последовательностей</w:t>
+      </w:r>
     </w:p>
     <w:p>
       <w:pPr>
@@ -1624,7 +1655,7 @@
                     <pic:cNvPicPr/>
                   </pic:nvPicPr>
                   <pic:blipFill>
-                    <a:blip r:embed="rId7">
+                    <a:blip r:embed="rId8">
                       <a:extLst>
                         <a:ext uri="{28A0092B-C50C-407E-A947-70E740481C1C}">
                           <a14:useLocalDpi xmlns:a14="http://schemas.microsoft.com/office/drawing/2010/main" val="0"/>
@@ -1688,33 +1719,10 @@
     </w:p>
     <w:p>
       <w:pPr>
-        <w:rPr>
-          <w:i/>
-          <w:lang w:val="ru-RU"/>
-        </w:rPr>
-      </w:pPr>
-      <w:r>
-        <w:rPr>
-          <w:i/>
-          <w:lang w:val="ru-RU"/>
-        </w:rPr>
-        <w:br w:type="page"/>
-      </w:r>
-    </w:p>
-    <w:p>
-      <w:pPr>
-        <w:jc w:val="center"/>
-        <w:rPr>
-          <w:lang w:val="ru-RU"/>
-        </w:rPr>
-      </w:pPr>
-    </w:p>
-    <w:p>
-      <w:pPr>
         <w:pStyle w:val="3"/>
         <w:numPr>
           <w:ilvl w:val="0"/>
-          <w:numId w:val="1"/>
+          <w:numId w:val="3"/>
         </w:numPr>
       </w:pPr>
       <w:bookmarkStart w:id="4" w:name="_heading=h.nlr9c5j3q1uf" w:colFirst="0" w:colLast="0"/>
@@ -1722,6 +1730,7 @@
       <w:bookmarkEnd w:id="4"/>
       <w:bookmarkEnd w:id="5"/>
       <w:r>
+        <w:lastRenderedPageBreak/>
         <w:t>Диаграмма объектов</w:t>
       </w:r>
     </w:p>
@@ -1761,7 +1770,7 @@
                     <pic:cNvPicPr/>
                   </pic:nvPicPr>
                   <pic:blipFill>
-                    <a:blip r:embed="rId8">
+                    <a:blip r:embed="rId9">
                       <a:extLst>
                         <a:ext uri="{28A0092B-C50C-407E-A947-70E740481C1C}">
                           <a14:useLocalDpi xmlns:a14="http://schemas.microsoft.com/office/drawing/2010/main" val="0"/>
@@ -2035,8 +2044,192 @@
       </w:rPr>
     </w:lvl>
   </w:abstractNum>
+  <w:abstractNum w:abstractNumId="1" w15:restartNumberingAfterBreak="0">
+    <w:nsid w:val="46F321CD"/>
+    <w:multiLevelType w:val="hybridMultilevel"/>
+    <w:tmpl w:val="16B0C5BA"/>
+    <w:lvl w:ilvl="0" w:tplc="F694379E">
+      <w:start w:val="1"/>
+      <w:numFmt w:val="decimal"/>
+      <w:lvlText w:val="%1"/>
+      <w:lvlJc w:val="left"/>
+      <w:pPr>
+        <w:ind w:left="1080" w:hanging="360"/>
+      </w:pPr>
+      <w:rPr>
+        <w:rFonts w:hint="default"/>
+      </w:rPr>
+    </w:lvl>
+    <w:lvl w:ilvl="1" w:tplc="04190019" w:tentative="1">
+      <w:start w:val="1"/>
+      <w:numFmt w:val="lowerLetter"/>
+      <w:lvlText w:val="%2."/>
+      <w:lvlJc w:val="left"/>
+      <w:pPr>
+        <w:ind w:left="1800" w:hanging="360"/>
+      </w:pPr>
+    </w:lvl>
+    <w:lvl w:ilvl="2" w:tplc="0419001B" w:tentative="1">
+      <w:start w:val="1"/>
+      <w:numFmt w:val="lowerRoman"/>
+      <w:lvlText w:val="%3."/>
+      <w:lvlJc w:val="right"/>
+      <w:pPr>
+        <w:ind w:left="2520" w:hanging="180"/>
+      </w:pPr>
+    </w:lvl>
+    <w:lvl w:ilvl="3" w:tplc="0419000F" w:tentative="1">
+      <w:start w:val="1"/>
+      <w:numFmt w:val="decimal"/>
+      <w:lvlText w:val="%4."/>
+      <w:lvlJc w:val="left"/>
+      <w:pPr>
+        <w:ind w:left="3240" w:hanging="360"/>
+      </w:pPr>
+    </w:lvl>
+    <w:lvl w:ilvl="4" w:tplc="04190019" w:tentative="1">
+      <w:start w:val="1"/>
+      <w:numFmt w:val="lowerLetter"/>
+      <w:lvlText w:val="%5."/>
+      <w:lvlJc w:val="left"/>
+      <w:pPr>
+        <w:ind w:left="3960" w:hanging="360"/>
+      </w:pPr>
+    </w:lvl>
+    <w:lvl w:ilvl="5" w:tplc="0419001B" w:tentative="1">
+      <w:start w:val="1"/>
+      <w:numFmt w:val="lowerRoman"/>
+      <w:lvlText w:val="%6."/>
+      <w:lvlJc w:val="right"/>
+      <w:pPr>
+        <w:ind w:left="4680" w:hanging="180"/>
+      </w:pPr>
+    </w:lvl>
+    <w:lvl w:ilvl="6" w:tplc="0419000F" w:tentative="1">
+      <w:start w:val="1"/>
+      <w:numFmt w:val="decimal"/>
+      <w:lvlText w:val="%7."/>
+      <w:lvlJc w:val="left"/>
+      <w:pPr>
+        <w:ind w:left="5400" w:hanging="360"/>
+      </w:pPr>
+    </w:lvl>
+    <w:lvl w:ilvl="7" w:tplc="04190019" w:tentative="1">
+      <w:start w:val="1"/>
+      <w:numFmt w:val="lowerLetter"/>
+      <w:lvlText w:val="%8."/>
+      <w:lvlJc w:val="left"/>
+      <w:pPr>
+        <w:ind w:left="6120" w:hanging="360"/>
+      </w:pPr>
+    </w:lvl>
+    <w:lvl w:ilvl="8" w:tplc="0419001B" w:tentative="1">
+      <w:start w:val="1"/>
+      <w:numFmt w:val="lowerRoman"/>
+      <w:lvlText w:val="%9."/>
+      <w:lvlJc w:val="right"/>
+      <w:pPr>
+        <w:ind w:left="6840" w:hanging="180"/>
+      </w:pPr>
+    </w:lvl>
+  </w:abstractNum>
+  <w:abstractNum w:abstractNumId="2" w15:restartNumberingAfterBreak="0">
+    <w:nsid w:val="50E11959"/>
+    <w:multiLevelType w:val="hybridMultilevel"/>
+    <w:tmpl w:val="680AB424"/>
+    <w:lvl w:ilvl="0" w:tplc="0EE01D1E">
+      <w:start w:val="3"/>
+      <w:numFmt w:val="decimal"/>
+      <w:lvlText w:val="%1"/>
+      <w:lvlJc w:val="left"/>
+      <w:pPr>
+        <w:ind w:left="720" w:hanging="360"/>
+      </w:pPr>
+      <w:rPr>
+        <w:rFonts w:hint="default"/>
+      </w:rPr>
+    </w:lvl>
+    <w:lvl w:ilvl="1" w:tplc="04190019" w:tentative="1">
+      <w:start w:val="1"/>
+      <w:numFmt w:val="lowerLetter"/>
+      <w:lvlText w:val="%2."/>
+      <w:lvlJc w:val="left"/>
+      <w:pPr>
+        <w:ind w:left="1440" w:hanging="360"/>
+      </w:pPr>
+    </w:lvl>
+    <w:lvl w:ilvl="2" w:tplc="0419001B" w:tentative="1">
+      <w:start w:val="1"/>
+      <w:numFmt w:val="lowerRoman"/>
+      <w:lvlText w:val="%3."/>
+      <w:lvlJc w:val="right"/>
+      <w:pPr>
+        <w:ind w:left="2160" w:hanging="180"/>
+      </w:pPr>
+    </w:lvl>
+    <w:lvl w:ilvl="3" w:tplc="0419000F" w:tentative="1">
+      <w:start w:val="1"/>
+      <w:numFmt w:val="decimal"/>
+      <w:lvlText w:val="%4."/>
+      <w:lvlJc w:val="left"/>
+      <w:pPr>
+        <w:ind w:left="2880" w:hanging="360"/>
+      </w:pPr>
+    </w:lvl>
+    <w:lvl w:ilvl="4" w:tplc="04190019" w:tentative="1">
+      <w:start w:val="1"/>
+      <w:numFmt w:val="lowerLetter"/>
+      <w:lvlText w:val="%5."/>
+      <w:lvlJc w:val="left"/>
+      <w:pPr>
+        <w:ind w:left="3600" w:hanging="360"/>
+      </w:pPr>
+    </w:lvl>
+    <w:lvl w:ilvl="5" w:tplc="0419001B" w:tentative="1">
+      <w:start w:val="1"/>
+      <w:numFmt w:val="lowerRoman"/>
+      <w:lvlText w:val="%6."/>
+      <w:lvlJc w:val="right"/>
+      <w:pPr>
+        <w:ind w:left="4320" w:hanging="180"/>
+      </w:pPr>
+    </w:lvl>
+    <w:lvl w:ilvl="6" w:tplc="0419000F" w:tentative="1">
+      <w:start w:val="1"/>
+      <w:numFmt w:val="decimal"/>
+      <w:lvlText w:val="%7."/>
+      <w:lvlJc w:val="left"/>
+      <w:pPr>
+        <w:ind w:left="5040" w:hanging="360"/>
+      </w:pPr>
+    </w:lvl>
+    <w:lvl w:ilvl="7" w:tplc="04190019" w:tentative="1">
+      <w:start w:val="1"/>
+      <w:numFmt w:val="lowerLetter"/>
+      <w:lvlText w:val="%8."/>
+      <w:lvlJc w:val="left"/>
+      <w:pPr>
+        <w:ind w:left="5760" w:hanging="360"/>
+      </w:pPr>
+    </w:lvl>
+    <w:lvl w:ilvl="8" w:tplc="0419001B" w:tentative="1">
+      <w:start w:val="1"/>
+      <w:numFmt w:val="lowerRoman"/>
+      <w:lvlText w:val="%9."/>
+      <w:lvlJc w:val="right"/>
+      <w:pPr>
+        <w:ind w:left="6480" w:hanging="180"/>
+      </w:pPr>
+    </w:lvl>
+  </w:abstractNum>
   <w:num w:numId="1">
     <w:abstractNumId w:val="0"/>
+  </w:num>
+  <w:num w:numId="2">
+    <w:abstractNumId w:val="1"/>
+  </w:num>
+  <w:num w:numId="3">
+    <w:abstractNumId w:val="2"/>
   </w:num>
 </w:numbering>
 </file>
@@ -2972,6 +3165,10 @@
 </go:gDocsCustomXmlDataStorage>
 </file>
 
+<file path=customXml/item2.xml><?xml version="1.0" encoding="utf-8"?>
+<b:Sources xmlns:b="http://schemas.openxmlformats.org/officeDocument/2006/bibliography" xmlns="http://schemas.openxmlformats.org/officeDocument/2006/bibliography" SelectedStyle="\APASixthEditionOfficeOnline.xsl" StyleName="APA" Version="6"/>
+</file>
+
 <file path=customXml/itemProps1.xml><?xml version="1.0" encoding="utf-8"?>
 <ds:datastoreItem xmlns:ds="http://schemas.openxmlformats.org/officeDocument/2006/customXml" ds:itemID="{11111111-1234-1234-1234-123412341234}">
   <ds:schemaRefs>
@@ -2979,4 +3176,12 @@
     <ds:schemaRef ds:uri="http://schemas.openxmlformats.org/officeDocument/2006/relationships"/>
   </ds:schemaRefs>
 </ds:datastoreItem>
+</file>
+
+<file path=customXml/itemProps2.xml><?xml version="1.0" encoding="utf-8"?>
+<ds:datastoreItem xmlns:ds="http://schemas.openxmlformats.org/officeDocument/2006/customXml" ds:itemID="{DEB3D5B9-2ADC-4637-ACA2-B845472456E6}">
+  <ds:schemaRefs>
+    <ds:schemaRef ds:uri="http://schemas.openxmlformats.org/officeDocument/2006/bibliography"/>
+  </ds:schemaRefs>
+</ds:datastoreItem>
 </file>
--- a/ООАП2.docx
+++ b/ООАП2.docx
@@ -1157,6 +1157,7 @@
     </w:p>
     <w:p>
       <w:pPr>
+        <w:ind w:firstLine="720"/>
         <w:rPr>
           <w:i/>
           <w:sz w:val="24"/>
@@ -3160,28 +3161,28 @@
 </file>
 
 <file path=customXml/item1.xml><?xml version="1.0" encoding="utf-8"?>
+<b:Sources xmlns:b="http://schemas.openxmlformats.org/officeDocument/2006/bibliography" xmlns="http://schemas.openxmlformats.org/officeDocument/2006/bibliography" SelectedStyle="\APASixthEditionOfficeOnline.xsl" StyleName="APA" Version="6"/>
+</file>
+
+<file path=customXml/item2.xml><?xml version="1.0" encoding="utf-8"?>
 <go:gDocsCustomXmlDataStorage xmlns:go="http://customooxmlschemas.google.com/" xmlns:r="http://schemas.openxmlformats.org/officeDocument/2006/relationships" uri="GoogleDocsCustomDataVersion2">
   <go:docsCustomData xmlns:go="http://customooxmlschemas.google.com/" roundtripDataSignature="AMtx7mhgRBkzdRrYSeUT7OgaQ+Z2a0E11Q==">CgMxLjAyDmgubHFxdGc5ZXFtODk4Mg5oLjRwenBhbHBsNWNobzIOaC5yb2JyYWE2dGJyeGMyDmguNDU4b2xnaXlqZ2RjMg5oLm5scjljNWozcTF1ZjIOaC45Y2ltMDR5MHlkcXgyDmgueDN3OTMzcDJzcDFkMg5oLmNsaHNwbnZzaThlejIOaC5nNmkweDN5bnV6cWcyDmgubGR1dHY5dWM4cDJ1Mg5oLjRoMXp4N2h5MGMxajIOaC5pc3NiaHpzdTluYjQ4AHIhMTA1eVNCWEg2S0JnMTdkeDAzOVZYS2NRZEpHSGhDb1pW</go:docsCustomData>
 </go:gDocsCustomXmlDataStorage>
 </file>
 
-<file path=customXml/item2.xml><?xml version="1.0" encoding="utf-8"?>
-<b:Sources xmlns:b="http://schemas.openxmlformats.org/officeDocument/2006/bibliography" xmlns="http://schemas.openxmlformats.org/officeDocument/2006/bibliography" SelectedStyle="\APASixthEditionOfficeOnline.xsl" StyleName="APA" Version="6"/>
+<file path=customXml/itemProps1.xml><?xml version="1.0" encoding="utf-8"?>
+<ds:datastoreItem xmlns:ds="http://schemas.openxmlformats.org/officeDocument/2006/customXml" ds:itemID="{DEB3D5B9-2ADC-4637-ACA2-B845472456E6}">
+  <ds:schemaRefs>
+    <ds:schemaRef ds:uri="http://schemas.openxmlformats.org/officeDocument/2006/bibliography"/>
+  </ds:schemaRefs>
+</ds:datastoreItem>
 </file>
 
-<file path=customXml/itemProps1.xml><?xml version="1.0" encoding="utf-8"?>
+<file path=customXml/itemProps2.xml><?xml version="1.0" encoding="utf-8"?>
 <ds:datastoreItem xmlns:ds="http://schemas.openxmlformats.org/officeDocument/2006/customXml" ds:itemID="{11111111-1234-1234-1234-123412341234}">
   <ds:schemaRefs>
     <ds:schemaRef ds:uri="http://customooxmlschemas.google.com/"/>
     <ds:schemaRef ds:uri="http://schemas.openxmlformats.org/officeDocument/2006/relationships"/>
   </ds:schemaRefs>
 </ds:datastoreItem>
-</file>
-
-<file path=customXml/itemProps2.xml><?xml version="1.0" encoding="utf-8"?>
-<ds:datastoreItem xmlns:ds="http://schemas.openxmlformats.org/officeDocument/2006/customXml" ds:itemID="{DEB3D5B9-2ADC-4637-ACA2-B845472456E6}">
-  <ds:schemaRefs>
-    <ds:schemaRef ds:uri="http://schemas.openxmlformats.org/officeDocument/2006/bibliography"/>
-  </ds:schemaRefs>
-</ds:datastoreItem>
 </file>